--- a/outputs/memos/project_report.docx
+++ b/outputs/memos/project_report.docx
@@ -6,36 +6,72 @@
       <w:pPr>
         <w:pStyle w:val="Heading1"/>
       </w:pPr>
+      <w:commentRangeStart w:id="0"/>
+      <w:commentRangeStart w:id="1"/>
       <w:r>
         <w:t>Intro</w:t>
       </w:r>
+      <w:commentRangeEnd w:id="0"/>
+      <w:r>
+        <w:rPr>
+          <w:rStyle w:val="CommentReference"/>
+          <w:sz w:val="40"/>
+          <w:szCs w:val="40"/>
+        </w:rPr>
+        <w:commentReference w:id="0"/>
+      </w:r>
+      <w:commentRangeEnd w:id="1"/>
+      <w:r>
+        <w:rPr>
+          <w:rStyle w:val="CommentReference"/>
+          <w:sz w:val="40"/>
+          <w:szCs w:val="40"/>
+        </w:rPr>
+        <w:commentReference w:id="1"/>
+      </w:r>
     </w:p>
     <w:p>
       <w:r>
         <w:tab/>
       </w:r>
       <w:r>
-        <w:t xml:space="preserve">This project </w:t>
-      </w:r>
-      <w:r>
-        <w:t xml:space="preserve">evaluated wildfire risk in North Carolina </w:t>
-      </w:r>
-      <w:proofErr w:type="gramStart"/>
-      <w:r>
-        <w:t>peatlands</w:t>
-      </w:r>
-      <w:r>
-        <w:t>, and</w:t>
-      </w:r>
-      <w:proofErr w:type="gramEnd"/>
+        <w:t>This project</w:t>
+      </w:r>
+      <w:r>
+        <w:t xml:space="preserve"> compared the results from several fire products in assessing the</w:t>
+      </w:r>
+      <w:r>
+        <w:t xml:space="preserve"> occurrence, </w:t>
+      </w:r>
+      <w:r>
+        <w:t xml:space="preserve">burn </w:t>
+      </w:r>
+      <w:r>
+        <w:t>severity, and</w:t>
+      </w:r>
+      <w:r>
+        <w:t xml:space="preserve"> burned area</w:t>
+      </w:r>
+      <w:r>
+        <w:t xml:space="preserve"> of fires</w:t>
+      </w:r>
       <w:r>
         <w:t xml:space="preserve"> </w:t>
       </w:r>
       <w:r>
+        <w:t>in North Carolina peatlands</w:t>
+      </w:r>
+      <w:r>
+        <w:t xml:space="preserve">. It then </w:t>
+      </w:r>
+      <w:r>
         <w:t xml:space="preserve">examined whether </w:t>
       </w:r>
       <w:r>
-        <w:t xml:space="preserve">rewetting reduced annual burned area in </w:t>
+        <w:t xml:space="preserve">peatland restoration via </w:t>
+      </w:r>
+      <w:r>
+        <w:t xml:space="preserve">rewetting reduced burned area in </w:t>
       </w:r>
       <w:r>
         <w:t>6 peatland</w:t>
@@ -69,6 +105,199 @@
       </w:r>
     </w:p>
     <w:p>
+      <w:r>
+        <w:tab/>
+      </w:r>
+      <w:r>
+        <w:t xml:space="preserve">However, </w:t>
+      </w:r>
+      <w:r>
+        <w:t xml:space="preserve">the small number of </w:t>
+      </w:r>
+      <w:r>
+        <w:t xml:space="preserve">restoration </w:t>
+      </w:r>
+      <w:r>
+        <w:t>sites</w:t>
+      </w:r>
+      <w:r>
+        <w:t xml:space="preserve"> and their relatively recent restoration years</w:t>
+      </w:r>
+      <w:r>
+        <w:t xml:space="preserve"> </w:t>
+      </w:r>
+      <w:r>
+        <w:t xml:space="preserve">precluded conclusive claims about the impact of peatland restoration </w:t>
+      </w:r>
+      <w:r>
+        <w:t xml:space="preserve">on </w:t>
+      </w:r>
+      <w:r>
+        <w:t>burned area</w:t>
+      </w:r>
+      <w:r>
+        <w:t>, due to this limited spatial and temporal extent of data on restored sites</w:t>
+      </w:r>
+      <w:r>
+        <w:t xml:space="preserve">. </w:t>
+      </w:r>
+    </w:p>
+    <w:p>
+      <w:r>
+        <w:rPr>
+          <w:noProof/>
+        </w:rPr>
+        <mc:AlternateContent>
+          <mc:Choice Requires="wpg">
+            <w:drawing>
+              <wp:inline distT="0" distB="0" distL="0" distR="0" wp14:anchorId="3329152F" wp14:editId="4A1E7C66">
+                <wp:extent cx="2870522" cy="1358530"/>
+                <wp:effectExtent l="0" t="0" r="0" b="635"/>
+                <wp:docPr id="4" name="Group 3">
+                  <a:extLst xmlns:a="http://schemas.openxmlformats.org/drawingml/2006/main">
+                    <a:ext uri="{FF2B5EF4-FFF2-40B4-BE49-F238E27FC236}">
+                      <a16:creationId xmlns:a16="http://schemas.microsoft.com/office/drawing/2014/main" id="{63A48101-904F-2063-ADF3-E22E40A831ED}"/>
+                    </a:ext>
+                  </a:extLst>
+                </wp:docPr>
+                <wp:cNvGraphicFramePr/>
+                <a:graphic xmlns:a="http://schemas.openxmlformats.org/drawingml/2006/main">
+                  <a:graphicData uri="http://schemas.microsoft.com/office/word/2010/wordprocessingGroup">
+                    <wpg:wgp>
+                      <wpg:cNvGrpSpPr/>
+                      <wpg:grpSpPr>
+                        <a:xfrm>
+                          <a:off x="0" y="0"/>
+                          <a:ext cx="2870521" cy="1358527"/>
+                          <a:chOff x="0" y="0"/>
+                          <a:chExt cx="5238584" cy="2479564"/>
+                        </a:xfrm>
+                      </wpg:grpSpPr>
+                      <pic:pic xmlns:pic="http://schemas.openxmlformats.org/drawingml/2006/picture">
+                        <pic:nvPicPr>
+                          <pic:cNvPr id="433800799" name="Picture 433800799">
+                            <a:extLst>
+                              <a:ext uri="{FF2B5EF4-FFF2-40B4-BE49-F238E27FC236}">
+                                <a16:creationId xmlns:a16="http://schemas.microsoft.com/office/drawing/2014/main" id="{4CA74127-E0CA-1469-2D56-4EA3907CAB5E}"/>
+                              </a:ext>
+                            </a:extLst>
+                          </pic:cNvPr>
+                          <pic:cNvPicPr>
+                            <a:picLocks noChangeAspect="1"/>
+                          </pic:cNvPicPr>
+                        </pic:nvPicPr>
+                        <pic:blipFill>
+                          <a:blip r:embed="rId9"/>
+                          <a:srcRect l="10133" b="18987"/>
+                          <a:stretch>
+                            <a:fillRect/>
+                          </a:stretch>
+                        </pic:blipFill>
+                        <pic:spPr>
+                          <a:xfrm>
+                            <a:off x="102704" y="0"/>
+                            <a:ext cx="5135880" cy="2479564"/>
+                          </a:xfrm>
+                          <a:prstGeom prst="rect">
+                            <a:avLst/>
+                          </a:prstGeom>
+                        </pic:spPr>
+                      </pic:pic>
+                      <wps:wsp>
+                        <wps:cNvPr id="1579358797" name="Rectangle 1579358797">
+                          <a:extLst>
+                            <a:ext uri="{FF2B5EF4-FFF2-40B4-BE49-F238E27FC236}">
+                              <a16:creationId xmlns:a16="http://schemas.microsoft.com/office/drawing/2014/main" id="{6EC08916-BD1E-93A8-88E8-0CE8725D6968}"/>
+                            </a:ext>
+                          </a:extLst>
+                        </wps:cNvPr>
+                        <wps:cNvSpPr/>
+                        <wps:spPr>
+                          <a:xfrm>
+                            <a:off x="0" y="104111"/>
+                            <a:ext cx="546652" cy="268357"/>
+                          </a:xfrm>
+                          <a:prstGeom prst="rect">
+                            <a:avLst/>
+                          </a:prstGeom>
+                          <a:solidFill>
+                            <a:schemeClr val="bg1"/>
+                          </a:solidFill>
+                          <a:ln>
+                            <a:noFill/>
+                          </a:ln>
+                        </wps:spPr>
+                        <wps:style>
+                          <a:lnRef idx="2">
+                            <a:schemeClr val="accent1">
+                              <a:shade val="15000"/>
+                            </a:schemeClr>
+                          </a:lnRef>
+                          <a:fillRef idx="1">
+                            <a:schemeClr val="accent1"/>
+                          </a:fillRef>
+                          <a:effectRef idx="0">
+                            <a:schemeClr val="accent1"/>
+                          </a:effectRef>
+                          <a:fontRef idx="minor">
+                            <a:schemeClr val="lt1"/>
+                          </a:fontRef>
+                        </wps:style>
+                        <wps:bodyPr rtlCol="0" anchor="ctr"/>
+                      </wps:wsp>
+                    </wpg:wgp>
+                  </a:graphicData>
+                </a:graphic>
+              </wp:inline>
+            </w:drawing>
+          </mc:Choice>
+          <mc:Fallback>
+            <w:pict>
+              <v:group w14:anchorId="4C64620C" id="Group 3" o:spid="_x0000_s1026" style="width:226.05pt;height:106.95pt;mso-position-horizontal-relative:char;mso-position-vertical-relative:line" coordsize="52385,24795" o:gfxdata="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">
+                <v:shapetype id="_x0000_t75" coordsize="21600,21600" o:spt="75" o:preferrelative="t" path="m@4@5l@4@11@9@11@9@5xe" filled="f" stroked="f">
+                  <v:stroke joinstyle="miter"/>
+                  <v:formulas>
+                    <v:f eqn="if lineDrawn pixelLineWidth 0"/>
+                    <v:f eqn="sum @0 1 0"/>
+                    <v:f eqn="sum 0 0 @1"/>
+                    <v:f eqn="prod @2 1 2"/>
+                    <v:f eqn="prod @3 21600 pixelWidth"/>
+                    <v:f eqn="prod @3 21600 pixelHeight"/>
+                    <v:f eqn="sum @0 0 1"/>
+                    <v:f eqn="prod @6 1 2"/>
+                    <v:f eqn="prod @7 21600 pixelWidth"/>
+                    <v:f eqn="sum @8 21600 0"/>
+                    <v:f eqn="prod @7 21600 pixelHeight"/>
+                    <v:f eqn="sum @10 21600 0"/>
+                  </v:formulas>
+                  <v:path o:extrusionok="f" gradientshapeok="t" o:connecttype="rect"/>
+                  <o:lock v:ext="edit" aspectratio="t"/>
+                </v:shapetype>
+                <v:shape id="Picture 433800799" o:spid="_x0000_s1027" type="#_x0000_t75" style="position:absolute;left:1027;width:51358;height:24795;visibility:visible;mso-wrap-style:square" o:gfxdata="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">
+                  <v:imagedata r:id="rId10" o:title="" cropbottom="12443f" cropleft="6641f"/>
+                </v:shape>
+                <v:rect id="Rectangle 1579358797" o:spid="_x0000_s1028" style="position:absolute;top:1041;width:5466;height:2683;visibility:visible;mso-wrap-style:square;v-text-anchor:middle" o:gfxdata="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" fillcolor="white [3212]" stroked="f" strokeweight="1pt"/>
+                <w10:anchorlock/>
+              </v:group>
+            </w:pict>
+          </mc:Fallback>
+        </mc:AlternateContent>
+      </w:r>
+    </w:p>
+    <w:p>
+      <w:r>
+        <w:t>Figure X. North Carolina peat extent.</w:t>
+      </w:r>
+    </w:p>
+    <w:p/>
+    <w:p/>
+    <w:p/>
+    <w:p/>
+    <w:p/>
+    <w:p/>
+    <w:p/>
+    <w:p/>
+    <w:p>
       <w:pPr>
         <w:pStyle w:val="Heading1"/>
       </w:pPr>
@@ -80,11 +309,34 @@
       <w:pPr>
         <w:pStyle w:val="Heading2"/>
       </w:pPr>
+      <w:commentRangeStart w:id="2"/>
+      <w:commentRangeStart w:id="3"/>
       <w:r>
         <w:t>Data Sources</w:t>
       </w:r>
       <w:r>
         <w:t xml:space="preserve"> </w:t>
+      </w:r>
+      <w:commentRangeEnd w:id="2"/>
+      <w:r>
+        <w:rPr>
+          <w:rStyle w:val="CommentReference"/>
+          <w:sz w:val="32"/>
+          <w:szCs w:val="32"/>
+        </w:rPr>
+        <w:commentReference w:id="2"/>
+      </w:r>
+      <w:commentRangeEnd w:id="3"/>
+      <w:r>
+        <w:rPr>
+          <w:rStyle w:val="CommentReference"/>
+          <w:sz w:val="32"/>
+          <w:szCs w:val="32"/>
+        </w:rPr>
+        <w:commentReference w:id="3"/>
+      </w:r>
+      <w:r>
+        <w:t>Used for Report</w:t>
       </w:r>
     </w:p>
     <w:tbl>
@@ -94,48 +346,137 @@
         <w:tblLook w:val="04A0" w:firstRow="1" w:lastRow="0" w:firstColumn="1" w:lastColumn="0" w:noHBand="0" w:noVBand="1"/>
       </w:tblPr>
       <w:tblGrid>
-        <w:gridCol w:w="4675"/>
-        <w:gridCol w:w="4675"/>
+        <w:gridCol w:w="1407"/>
+        <w:gridCol w:w="1119"/>
+        <w:gridCol w:w="1077"/>
+        <w:gridCol w:w="956"/>
+        <w:gridCol w:w="4213"/>
+        <w:gridCol w:w="578"/>
       </w:tblGrid>
       <w:tr>
         <w:tc>
           <w:tcPr>
-            <w:tcW w:w="4675" w:type="dxa"/>
+            <w:tcW w:w="1515" w:type="dxa"/>
           </w:tcPr>
           <w:p>
             <w:r>
-              <w:t>Data</w:t>
+              <w:t>Dataset</w:t>
+            </w:r>
+          </w:p>
+        </w:tc>
+        <w:tc>
+          <w:tcPr>
+            <w:tcW w:w="1277" w:type="dxa"/>
+          </w:tcPr>
+          <w:p>
+            <w:r>
+              <w:t>Role in analysis</w:t>
+            </w:r>
+          </w:p>
+        </w:tc>
+        <w:tc>
+          <w:tcPr>
+            <w:tcW w:w="1154" w:type="dxa"/>
+          </w:tcPr>
+          <w:p>
+            <w:r>
+              <w:t>Native Resolution</w:t>
+            </w:r>
+          </w:p>
+        </w:tc>
+        <w:tc>
+          <w:tcPr>
+            <w:tcW w:w="221" w:type="dxa"/>
+          </w:tcPr>
+          <w:p>
+            <w:r>
+              <w:t xml:space="preserve">Temporal </w:t>
             </w:r>
             <w:r>
-              <w:t>set</w:t>
+              <w:lastRenderedPageBreak/>
+              <w:t>coverage</w:t>
             </w:r>
           </w:p>
         </w:tc>
         <w:tc>
           <w:tcPr>
-            <w:tcW w:w="4675" w:type="dxa"/>
+            <w:tcW w:w="4572" w:type="dxa"/>
           </w:tcPr>
           <w:p>
             <w:r>
-              <w:t>Source</w:t>
+              <w:lastRenderedPageBreak/>
+              <w:t>Source/citation</w:t>
             </w:r>
           </w:p>
         </w:tc>
+        <w:tc>
+          <w:tcPr>
+            <w:tcW w:w="611" w:type="dxa"/>
+          </w:tcPr>
+          <w:p>
+            <w:r>
+              <w:t xml:space="preserve">Box </w:t>
+            </w:r>
+            <w:r>
+              <w:lastRenderedPageBreak/>
+              <w:t>path</w:t>
+            </w:r>
+          </w:p>
+        </w:tc>
       </w:tr>
       <w:tr>
         <w:tc>
           <w:tcPr>
-            <w:tcW w:w="4675" w:type="dxa"/>
+            <w:tcW w:w="1515" w:type="dxa"/>
           </w:tcPr>
           <w:p>
             <w:r>
-              <w:t>MODIS MCD64A1</w:t>
+              <w:lastRenderedPageBreak/>
+              <w:t>MCD64A1_061</w:t>
             </w:r>
           </w:p>
         </w:tc>
         <w:tc>
           <w:tcPr>
-            <w:tcW w:w="4675" w:type="dxa"/>
+            <w:tcW w:w="1277" w:type="dxa"/>
+          </w:tcPr>
+          <w:p>
+            <w:r>
+              <w:t>MODIS Terra+Aqua Burned Area Monthly 500m</w:t>
+            </w:r>
+            <w:r>
+              <w:t xml:space="preserve">. </w:t>
+            </w:r>
+            <w:r>
+              <w:t>Used for the DiD and logistic regression models.</w:t>
+            </w:r>
+          </w:p>
+        </w:tc>
+        <w:tc>
+          <w:tcPr>
+            <w:tcW w:w="1154" w:type="dxa"/>
+          </w:tcPr>
+          <w:p/>
+        </w:tc>
+        <w:tc>
+          <w:tcPr>
+            <w:tcW w:w="221" w:type="dxa"/>
+          </w:tcPr>
+          <w:p/>
+        </w:tc>
+        <w:tc>
+          <w:tcPr>
+            <w:tcW w:w="4572" w:type="dxa"/>
+          </w:tcPr>
+          <w:p>
+            <w:r>
+              <w:t>NASA LP DAAC (https://e4ftl01.cr.usgs.gov/MOTA/MCD64A1.061/)</w:t>
+            </w:r>
+          </w:p>
+        </w:tc>
+        <w:tc>
+          <w:tcPr>
+            <w:tcW w:w="611" w:type="dxa"/>
           </w:tcPr>
           <w:p/>
         </w:tc>
@@ -143,7 +484,7 @@
       <w:tr>
         <w:tc>
           <w:tcPr>
-            <w:tcW w:w="4675" w:type="dxa"/>
+            <w:tcW w:w="1515" w:type="dxa"/>
           </w:tcPr>
           <w:p>
             <w:r>
@@ -153,7 +494,31 @@
         </w:tc>
         <w:tc>
           <w:tcPr>
-            <w:tcW w:w="4675" w:type="dxa"/>
+            <w:tcW w:w="1277" w:type="dxa"/>
+          </w:tcPr>
+          <w:p/>
+        </w:tc>
+        <w:tc>
+          <w:tcPr>
+            <w:tcW w:w="1154" w:type="dxa"/>
+          </w:tcPr>
+          <w:p/>
+        </w:tc>
+        <w:tc>
+          <w:tcPr>
+            <w:tcW w:w="221" w:type="dxa"/>
+          </w:tcPr>
+          <w:p/>
+        </w:tc>
+        <w:tc>
+          <w:tcPr>
+            <w:tcW w:w="4572" w:type="dxa"/>
+          </w:tcPr>
+          <w:p/>
+        </w:tc>
+        <w:tc>
+          <w:tcPr>
+            <w:tcW w:w="611" w:type="dxa"/>
           </w:tcPr>
           <w:p/>
         </w:tc>
@@ -161,7 +526,7 @@
       <w:tr>
         <w:tc>
           <w:tcPr>
-            <w:tcW w:w="4675" w:type="dxa"/>
+            <w:tcW w:w="1515" w:type="dxa"/>
           </w:tcPr>
           <w:p>
             <w:r>
@@ -171,7 +536,31 @@
         </w:tc>
         <w:tc>
           <w:tcPr>
-            <w:tcW w:w="4675" w:type="dxa"/>
+            <w:tcW w:w="1277" w:type="dxa"/>
+          </w:tcPr>
+          <w:p/>
+        </w:tc>
+        <w:tc>
+          <w:tcPr>
+            <w:tcW w:w="1154" w:type="dxa"/>
+          </w:tcPr>
+          <w:p/>
+        </w:tc>
+        <w:tc>
+          <w:tcPr>
+            <w:tcW w:w="221" w:type="dxa"/>
+          </w:tcPr>
+          <w:p/>
+        </w:tc>
+        <w:tc>
+          <w:tcPr>
+            <w:tcW w:w="4572" w:type="dxa"/>
+          </w:tcPr>
+          <w:p/>
+        </w:tc>
+        <w:tc>
+          <w:tcPr>
+            <w:tcW w:w="611" w:type="dxa"/>
           </w:tcPr>
           <w:p/>
         </w:tc>
@@ -179,13 +568,37 @@
       <w:tr>
         <w:tc>
           <w:tcPr>
-            <w:tcW w:w="4675" w:type="dxa"/>
-          </w:tcPr>
-          <w:p/>
-        </w:tc>
-        <w:tc>
-          <w:tcPr>
-            <w:tcW w:w="4675" w:type="dxa"/>
+            <w:tcW w:w="1515" w:type="dxa"/>
+          </w:tcPr>
+          <w:p/>
+        </w:tc>
+        <w:tc>
+          <w:tcPr>
+            <w:tcW w:w="1277" w:type="dxa"/>
+          </w:tcPr>
+          <w:p/>
+        </w:tc>
+        <w:tc>
+          <w:tcPr>
+            <w:tcW w:w="1154" w:type="dxa"/>
+          </w:tcPr>
+          <w:p/>
+        </w:tc>
+        <w:tc>
+          <w:tcPr>
+            <w:tcW w:w="221" w:type="dxa"/>
+          </w:tcPr>
+          <w:p/>
+        </w:tc>
+        <w:tc>
+          <w:tcPr>
+            <w:tcW w:w="4572" w:type="dxa"/>
+          </w:tcPr>
+          <w:p/>
+        </w:tc>
+        <w:tc>
+          <w:tcPr>
+            <w:tcW w:w="611" w:type="dxa"/>
           </w:tcPr>
           <w:p/>
         </w:tc>
@@ -193,13 +606,37 @@
       <w:tr>
         <w:tc>
           <w:tcPr>
-            <w:tcW w:w="4675" w:type="dxa"/>
-          </w:tcPr>
-          <w:p/>
-        </w:tc>
-        <w:tc>
-          <w:tcPr>
-            <w:tcW w:w="4675" w:type="dxa"/>
+            <w:tcW w:w="1515" w:type="dxa"/>
+          </w:tcPr>
+          <w:p/>
+        </w:tc>
+        <w:tc>
+          <w:tcPr>
+            <w:tcW w:w="1277" w:type="dxa"/>
+          </w:tcPr>
+          <w:p/>
+        </w:tc>
+        <w:tc>
+          <w:tcPr>
+            <w:tcW w:w="1154" w:type="dxa"/>
+          </w:tcPr>
+          <w:p/>
+        </w:tc>
+        <w:tc>
+          <w:tcPr>
+            <w:tcW w:w="221" w:type="dxa"/>
+          </w:tcPr>
+          <w:p/>
+        </w:tc>
+        <w:tc>
+          <w:tcPr>
+            <w:tcW w:w="4572" w:type="dxa"/>
+          </w:tcPr>
+          <w:p/>
+        </w:tc>
+        <w:tc>
+          <w:tcPr>
+            <w:tcW w:w="611" w:type="dxa"/>
           </w:tcPr>
           <w:p/>
         </w:tc>
@@ -207,13 +644,37 @@
       <w:tr>
         <w:tc>
           <w:tcPr>
-            <w:tcW w:w="4675" w:type="dxa"/>
-          </w:tcPr>
-          <w:p/>
-        </w:tc>
-        <w:tc>
-          <w:tcPr>
-            <w:tcW w:w="4675" w:type="dxa"/>
+            <w:tcW w:w="1515" w:type="dxa"/>
+          </w:tcPr>
+          <w:p/>
+        </w:tc>
+        <w:tc>
+          <w:tcPr>
+            <w:tcW w:w="1277" w:type="dxa"/>
+          </w:tcPr>
+          <w:p/>
+        </w:tc>
+        <w:tc>
+          <w:tcPr>
+            <w:tcW w:w="1154" w:type="dxa"/>
+          </w:tcPr>
+          <w:p/>
+        </w:tc>
+        <w:tc>
+          <w:tcPr>
+            <w:tcW w:w="221" w:type="dxa"/>
+          </w:tcPr>
+          <w:p/>
+        </w:tc>
+        <w:tc>
+          <w:tcPr>
+            <w:tcW w:w="4572" w:type="dxa"/>
+          </w:tcPr>
+          <w:p/>
+        </w:tc>
+        <w:tc>
+          <w:tcPr>
+            <w:tcW w:w="611" w:type="dxa"/>
           </w:tcPr>
           <w:p/>
         </w:tc>
@@ -221,13 +682,37 @@
       <w:tr>
         <w:tc>
           <w:tcPr>
-            <w:tcW w:w="4675" w:type="dxa"/>
-          </w:tcPr>
-          <w:p/>
-        </w:tc>
-        <w:tc>
-          <w:tcPr>
-            <w:tcW w:w="4675" w:type="dxa"/>
+            <w:tcW w:w="1515" w:type="dxa"/>
+          </w:tcPr>
+          <w:p/>
+        </w:tc>
+        <w:tc>
+          <w:tcPr>
+            <w:tcW w:w="1277" w:type="dxa"/>
+          </w:tcPr>
+          <w:p/>
+        </w:tc>
+        <w:tc>
+          <w:tcPr>
+            <w:tcW w:w="1154" w:type="dxa"/>
+          </w:tcPr>
+          <w:p/>
+        </w:tc>
+        <w:tc>
+          <w:tcPr>
+            <w:tcW w:w="221" w:type="dxa"/>
+          </w:tcPr>
+          <w:p/>
+        </w:tc>
+        <w:tc>
+          <w:tcPr>
+            <w:tcW w:w="4572" w:type="dxa"/>
+          </w:tcPr>
+          <w:p/>
+        </w:tc>
+        <w:tc>
+          <w:tcPr>
+            <w:tcW w:w="611" w:type="dxa"/>
           </w:tcPr>
           <w:p/>
         </w:tc>
@@ -235,13 +720,37 @@
       <w:tr>
         <w:tc>
           <w:tcPr>
-            <w:tcW w:w="4675" w:type="dxa"/>
-          </w:tcPr>
-          <w:p/>
-        </w:tc>
-        <w:tc>
-          <w:tcPr>
-            <w:tcW w:w="4675" w:type="dxa"/>
+            <w:tcW w:w="1515" w:type="dxa"/>
+          </w:tcPr>
+          <w:p/>
+        </w:tc>
+        <w:tc>
+          <w:tcPr>
+            <w:tcW w:w="1277" w:type="dxa"/>
+          </w:tcPr>
+          <w:p/>
+        </w:tc>
+        <w:tc>
+          <w:tcPr>
+            <w:tcW w:w="1154" w:type="dxa"/>
+          </w:tcPr>
+          <w:p/>
+        </w:tc>
+        <w:tc>
+          <w:tcPr>
+            <w:tcW w:w="221" w:type="dxa"/>
+          </w:tcPr>
+          <w:p/>
+        </w:tc>
+        <w:tc>
+          <w:tcPr>
+            <w:tcW w:w="4572" w:type="dxa"/>
+          </w:tcPr>
+          <w:p/>
+        </w:tc>
+        <w:tc>
+          <w:tcPr>
+            <w:tcW w:w="611" w:type="dxa"/>
           </w:tcPr>
           <w:p/>
         </w:tc>
@@ -249,13 +758,37 @@
       <w:tr>
         <w:tc>
           <w:tcPr>
-            <w:tcW w:w="4675" w:type="dxa"/>
-          </w:tcPr>
-          <w:p/>
-        </w:tc>
-        <w:tc>
-          <w:tcPr>
-            <w:tcW w:w="4675" w:type="dxa"/>
+            <w:tcW w:w="1515" w:type="dxa"/>
+          </w:tcPr>
+          <w:p/>
+        </w:tc>
+        <w:tc>
+          <w:tcPr>
+            <w:tcW w:w="1277" w:type="dxa"/>
+          </w:tcPr>
+          <w:p/>
+        </w:tc>
+        <w:tc>
+          <w:tcPr>
+            <w:tcW w:w="1154" w:type="dxa"/>
+          </w:tcPr>
+          <w:p/>
+        </w:tc>
+        <w:tc>
+          <w:tcPr>
+            <w:tcW w:w="221" w:type="dxa"/>
+          </w:tcPr>
+          <w:p/>
+        </w:tc>
+        <w:tc>
+          <w:tcPr>
+            <w:tcW w:w="4572" w:type="dxa"/>
+          </w:tcPr>
+          <w:p/>
+        </w:tc>
+        <w:tc>
+          <w:tcPr>
+            <w:tcW w:w="611" w:type="dxa"/>
           </w:tcPr>
           <w:p/>
         </w:tc>
@@ -263,13 +796,37 @@
       <w:tr>
         <w:tc>
           <w:tcPr>
-            <w:tcW w:w="4675" w:type="dxa"/>
-          </w:tcPr>
-          <w:p/>
-        </w:tc>
-        <w:tc>
-          <w:tcPr>
-            <w:tcW w:w="4675" w:type="dxa"/>
+            <w:tcW w:w="1515" w:type="dxa"/>
+          </w:tcPr>
+          <w:p/>
+        </w:tc>
+        <w:tc>
+          <w:tcPr>
+            <w:tcW w:w="1277" w:type="dxa"/>
+          </w:tcPr>
+          <w:p/>
+        </w:tc>
+        <w:tc>
+          <w:tcPr>
+            <w:tcW w:w="1154" w:type="dxa"/>
+          </w:tcPr>
+          <w:p/>
+        </w:tc>
+        <w:tc>
+          <w:tcPr>
+            <w:tcW w:w="221" w:type="dxa"/>
+          </w:tcPr>
+          <w:p/>
+        </w:tc>
+        <w:tc>
+          <w:tcPr>
+            <w:tcW w:w="4572" w:type="dxa"/>
+          </w:tcPr>
+          <w:p/>
+        </w:tc>
+        <w:tc>
+          <w:tcPr>
+            <w:tcW w:w="611" w:type="dxa"/>
           </w:tcPr>
           <w:p/>
         </w:tc>
@@ -277,29 +834,103 @@
       <w:tr>
         <w:tc>
           <w:tcPr>
-            <w:tcW w:w="4675" w:type="dxa"/>
-          </w:tcPr>
-          <w:p/>
-        </w:tc>
-        <w:tc>
-          <w:tcPr>
-            <w:tcW w:w="4675" w:type="dxa"/>
+            <w:tcW w:w="1515" w:type="dxa"/>
+          </w:tcPr>
+          <w:p/>
+        </w:tc>
+        <w:tc>
+          <w:tcPr>
+            <w:tcW w:w="1277" w:type="dxa"/>
+          </w:tcPr>
+          <w:p/>
+        </w:tc>
+        <w:tc>
+          <w:tcPr>
+            <w:tcW w:w="1154" w:type="dxa"/>
+          </w:tcPr>
+          <w:p/>
+        </w:tc>
+        <w:tc>
+          <w:tcPr>
+            <w:tcW w:w="221" w:type="dxa"/>
+          </w:tcPr>
+          <w:p/>
+        </w:tc>
+        <w:tc>
+          <w:tcPr>
+            <w:tcW w:w="4572" w:type="dxa"/>
+          </w:tcPr>
+          <w:p/>
+        </w:tc>
+        <w:tc>
+          <w:tcPr>
+            <w:tcW w:w="611" w:type="dxa"/>
           </w:tcPr>
           <w:p/>
         </w:tc>
       </w:tr>
     </w:tbl>
     <w:p>
-      <w:r>
-        <w:t>(more details in data_inventory.csv)</w:t>
+      <w:commentRangeStart w:id="4"/>
+      <w:r>
+        <w:t>(</w:t>
+      </w:r>
+      <w:r>
+        <w:t>see</w:t>
+      </w:r>
+      <w:r>
+        <w:t xml:space="preserve"> data_inventory.csv</w:t>
+      </w:r>
+      <w:r>
+        <w:t xml:space="preserve"> for </w:t>
+      </w:r>
+      <w:r>
+        <w:t>details on all</w:t>
+      </w:r>
+      <w:r>
+        <w:t xml:space="preserve"> compiled data</w:t>
+      </w:r>
+      <w:r>
+        <w:t xml:space="preserve">, including those not </w:t>
+      </w:r>
+      <w:r>
+        <w:t>described</w:t>
+      </w:r>
+      <w:r>
+        <w:t xml:space="preserve"> in th</w:t>
+      </w:r>
+      <w:r>
+        <w:t>is report</w:t>
+      </w:r>
+      <w:r>
+        <w:t>)</w:t>
+      </w:r>
+      <w:commentRangeEnd w:id="4"/>
+      <w:r>
+        <w:rPr>
+          <w:rStyle w:val="CommentReference"/>
+          <w:sz w:val="24"/>
+          <w:szCs w:val="24"/>
+        </w:rPr>
+        <w:commentReference w:id="4"/>
       </w:r>
     </w:p>
     <w:p>
       <w:pPr>
         <w:pStyle w:val="Heading2"/>
       </w:pPr>
+      <w:commentRangeStart w:id="5"/>
       <w:r>
         <w:t>Preprocessing</w:t>
+      </w:r>
+      <w:commentRangeEnd w:id="5"/>
+      <w:r>
+        <w:rPr>
+          <w:rStyle w:val="CommentReference"/>
+          <w:sz w:val="32"/>
+          <w:szCs w:val="32"/>
+        </w:rPr>
+        <w:commentReference w:id="5"/>
       </w:r>
     </w:p>
     <w:p>
@@ -326,7 +957,16 @@
         </w:numPr>
       </w:pPr>
       <w:r>
-        <w:t xml:space="preserve">Grab the peatland mask based on </w:t>
+        <w:t>Grab</w:t>
+      </w:r>
+      <w:r>
+        <w:t>bed</w:t>
+      </w:r>
+      <w:r>
+        <w:t xml:space="preserve"> the peatland mask based on </w:t>
+      </w:r>
+      <w:r>
+        <w:t>&gt;</w:t>
       </w:r>
       <w:r>
         <w:t>80</w:t>
@@ -338,9 +978,127 @@
         <w:t xml:space="preserve"> from x dataset</w:t>
       </w:r>
       <w:r>
+        <w:t xml:space="preserve"> (check where I got this)</w:t>
+      </w:r>
+      <w:r>
         <w:t>.</w:t>
       </w:r>
     </w:p>
+    <w:p>
+      <w:pPr>
+        <w:pStyle w:val="ListParagraph"/>
+        <w:numPr>
+          <w:ilvl w:val="1"/>
+          <w:numId w:val="5"/>
+        </w:numPr>
+      </w:pPr>
+      <w:r>
+        <w:t>Make a binary peat extent mask of where histosol % &gt; 0, merging adjacent peat pixels into contiguous blobs</w:t>
+      </w:r>
+    </w:p>
+    <w:p>
+      <w:r>
+        <w:t>Reference comparison</w:t>
+      </w:r>
+    </w:p>
+    <w:p>
+      <w:pPr>
+        <w:pStyle w:val="ListParagraph"/>
+        <w:numPr>
+          <w:ilvl w:val="0"/>
+          <w:numId w:val="7"/>
+        </w:numPr>
+      </w:pPr>
+      <w:r>
+        <w:t>Reference polygons were rasterized to the same 500m, EPSG:5070 grid as the fire products</w:t>
+      </w:r>
+    </w:p>
+    <w:p>
+      <w:pPr>
+        <w:pStyle w:val="ListParagraph"/>
+        <w:numPr>
+          <w:ilvl w:val="0"/>
+          <w:numId w:val="7"/>
+        </w:numPr>
+      </w:pPr>
+      <w:r>
+        <w:lastRenderedPageBreak/>
+        <w:t xml:space="preserve">tp = burned area within the fire perimeter polygon from reference dataset that the product detected, </w:t>
+      </w:r>
+    </w:p>
+    <w:p>
+      <w:pPr>
+        <w:pStyle w:val="ListParagraph"/>
+        <w:numPr>
+          <w:ilvl w:val="0"/>
+          <w:numId w:val="7"/>
+        </w:numPr>
+      </w:pPr>
+      <w:r>
+        <w:t>fn = burned area within fire perimeter polygon from reference dataset that didn’t get detected by the fire product</w:t>
+      </w:r>
+    </w:p>
+    <w:p>
+      <w:pPr>
+        <w:pStyle w:val="ListParagraph"/>
+        <w:numPr>
+          <w:ilvl w:val="0"/>
+          <w:numId w:val="7"/>
+        </w:numPr>
+      </w:pPr>
+      <w:r>
+        <w:t>Recall = tp / (tp + fn) per fire event from reference dataset</w:t>
+      </w:r>
+    </w:p>
+    <w:p>
+      <w:pPr>
+        <w:pStyle w:val="ListParagraph"/>
+        <w:numPr>
+          <w:ilvl w:val="0"/>
+          <w:numId w:val="7"/>
+        </w:numPr>
+      </w:pPr>
+      <w:r>
+        <w:t>Recall_pooled = sum of tp across all events / sum of tp + fn across all events. Dominated by big fires.</w:t>
+      </w:r>
+    </w:p>
+    <w:p>
+      <w:pPr>
+        <w:pStyle w:val="ListParagraph"/>
+        <w:numPr>
+          <w:ilvl w:val="0"/>
+          <w:numId w:val="7"/>
+        </w:numPr>
+      </w:pPr>
+      <w:r>
+        <w:t>Recall_mean_event = mean recall across all events. Counts each fire equally regardless of size.</w:t>
+      </w:r>
+    </w:p>
+    <w:p>
+      <w:pPr>
+        <w:pStyle w:val="ListParagraph"/>
+        <w:numPr>
+          <w:ilvl w:val="0"/>
+          <w:numId w:val="7"/>
+        </w:numPr>
+      </w:pPr>
+      <w:r>
+        <w:t>Detection_rate = fraction of fire events the product caught at all (aka had any detected pixel within the fire perimeter)</w:t>
+      </w:r>
+    </w:p>
+    <w:p>
+      <w:pPr>
+        <w:pStyle w:val="ListParagraph"/>
+        <w:numPr>
+          <w:ilvl w:val="0"/>
+          <w:numId w:val="7"/>
+        </w:numPr>
+      </w:pPr>
+      <w:r>
+        <w:t>Skipped severity comparison because fire perimeters don’t have severity info</w:t>
+      </w:r>
+    </w:p>
+    <w:p/>
     <w:p>
       <w:pPr>
         <w:pStyle w:val="Heading2"/>
@@ -357,21 +1115,8 @@
           <w:numId w:val="5"/>
         </w:numPr>
       </w:pPr>
-      <w:proofErr w:type="spellStart"/>
-      <w:r>
-        <w:t>callaway</w:t>
-      </w:r>
-      <w:proofErr w:type="spellEnd"/>
-      <w:r>
-        <w:t xml:space="preserve"> and </w:t>
-      </w:r>
-      <w:proofErr w:type="spellStart"/>
-      <w:r>
-        <w:t>sant’anna</w:t>
-      </w:r>
-      <w:proofErr w:type="spellEnd"/>
-      <w:r>
-        <w:t xml:space="preserve"> model</w:t>
+      <w:r>
+        <w:t>callaway and sant’anna model</w:t>
       </w:r>
     </w:p>
     <w:p>
@@ -446,7 +1191,6 @@
         </w:numPr>
       </w:pPr>
       <w:r>
-        <w:lastRenderedPageBreak/>
         <w:t>Logistic regression model</w:t>
       </w:r>
     </w:p>
@@ -488,6 +1232,620 @@
     </w:p>
     <w:p>
       <w:pPr>
+        <w:pStyle w:val="Heading2"/>
+      </w:pPr>
+      <w:r>
+        <w:t>Fire Product Comparisons</w:t>
+      </w:r>
+    </w:p>
+    <w:p>
+      <w:pPr>
+        <w:ind w:firstLine="720"/>
+      </w:pPr>
+      <w:r>
+        <w:t xml:space="preserve">Prior to any analysis, </w:t>
+      </w:r>
+      <w:r>
+        <w:t xml:space="preserve">a fire occurrence product and </w:t>
+      </w:r>
+      <w:r>
+        <w:t xml:space="preserve">several </w:t>
+      </w:r>
+      <w:r>
+        <w:t>burned area</w:t>
+      </w:r>
+      <w:r>
+        <w:t xml:space="preserve"> and severity</w:t>
+      </w:r>
+      <w:r>
+        <w:t xml:space="preserve"> products</w:t>
+      </w:r>
+      <w:r>
+        <w:t xml:space="preserve"> </w:t>
+      </w:r>
+      <w:r>
+        <w:t xml:space="preserve">were </w:t>
+      </w:r>
+      <w:r>
+        <w:t>compared</w:t>
+      </w:r>
+      <w:r>
+        <w:t xml:space="preserve"> </w:t>
+      </w:r>
+      <w:r>
+        <w:t>regarding</w:t>
+      </w:r>
+      <w:r>
+        <w:t xml:space="preserve"> their </w:t>
+      </w:r>
+      <w:r>
+        <w:t xml:space="preserve">potential </w:t>
+      </w:r>
+      <w:r>
+        <w:t xml:space="preserve">viability </w:t>
+      </w:r>
+      <w:r>
+        <w:t xml:space="preserve">in characterizing wildfire risk in </w:t>
+      </w:r>
+      <w:r>
+        <w:lastRenderedPageBreak/>
+        <w:t xml:space="preserve">North Carolina Peatlands (see </w:t>
+      </w:r>
+      <w:r>
+        <w:t xml:space="preserve">the Fire Product Comparison and Recommendation Notes tabs in </w:t>
+      </w:r>
+      <w:r>
+        <w:t>fire_product_comparison.xlsx</w:t>
+      </w:r>
+      <w:r>
+        <w:t xml:space="preserve"> for details</w:t>
+      </w:r>
+      <w:r>
+        <w:t xml:space="preserve">). </w:t>
+      </w:r>
+      <w:r>
+        <w:t>From this comparison, the</w:t>
+      </w:r>
+      <w:r>
+        <w:t xml:space="preserve"> most suitable datasets for assessing fire occurrence, burned area, and </w:t>
+      </w:r>
+      <w:r>
+        <w:t xml:space="preserve">burn </w:t>
+      </w:r>
+      <w:r>
+        <w:t xml:space="preserve">severity were determined to be </w:t>
+      </w:r>
+      <w:commentRangeStart w:id="6"/>
+      <w:commentRangeStart w:id="7"/>
+      <w:r>
+        <w:t>VIIRS Active Fire,</w:t>
+      </w:r>
+      <w:r>
+        <w:t xml:space="preserve"> GABAM</w:t>
+      </w:r>
+      <w:r>
+        <w:t>, and SE FireMap, respectively.</w:t>
+      </w:r>
+      <w:commentRangeEnd w:id="6"/>
+      <w:r>
+        <w:rPr>
+          <w:rStyle w:val="CommentReference"/>
+          <w:sz w:val="24"/>
+          <w:szCs w:val="24"/>
+        </w:rPr>
+        <w:commentReference w:id="6"/>
+      </w:r>
+      <w:commentRangeEnd w:id="7"/>
+      <w:r>
+        <w:rPr>
+          <w:rStyle w:val="CommentReference"/>
+          <w:sz w:val="24"/>
+          <w:szCs w:val="24"/>
+        </w:rPr>
+        <w:commentReference w:id="7"/>
+      </w:r>
+    </w:p>
+    <w:p>
+      <w:pPr>
+        <w:ind w:firstLine="720"/>
+      </w:pPr>
+      <w:r>
+        <w:t xml:space="preserve">However, upon </w:t>
+      </w:r>
+      <w:r>
+        <w:t>inspecting the burn severity data overlaid o</w:t>
+      </w:r>
+      <w:r>
+        <w:t xml:space="preserve">ver North Carolina (Figure X), it was determined that the burn severity </w:t>
+      </w:r>
+      <w:r>
+        <w:t>products</w:t>
+      </w:r>
+      <w:r>
+        <w:t xml:space="preserve"> </w:t>
+      </w:r>
+      <w:r>
+        <w:t>were</w:t>
+      </w:r>
+      <w:r>
+        <w:t xml:space="preserve"> too sparse over North Carolina peatlands</w:t>
+      </w:r>
+      <w:r>
+        <w:t xml:space="preserve"> and </w:t>
+      </w:r>
+      <w:r>
+        <w:t xml:space="preserve">none of </w:t>
+      </w:r>
+      <w:r>
+        <w:t>these products were used in further analyses.</w:t>
+      </w:r>
+    </w:p>
+    <w:p>
+      <w:pPr>
+        <w:rPr>
+          <w:b/>
+          <w:bCs/>
+        </w:rPr>
+      </w:pPr>
+      <w:r>
+        <w:rPr>
+          <w:b/>
+          <w:bCs/>
+          <w:noProof/>
+        </w:rPr>
+        <w:drawing>
+          <wp:inline distT="0" distB="0" distL="0" distR="0" wp14:anchorId="784415D9" wp14:editId="44379666">
+            <wp:extent cx="5943600" cy="1365885"/>
+            <wp:effectExtent l="0" t="0" r="0" b="5715"/>
+            <wp:docPr id="324132686" name="Picture 2"/>
+            <wp:cNvGraphicFramePr>
+              <a:graphicFrameLocks xmlns:a="http://schemas.openxmlformats.org/drawingml/2006/main" noChangeAspect="1"/>
+            </wp:cNvGraphicFramePr>
+            <a:graphic xmlns:a="http://schemas.openxmlformats.org/drawingml/2006/main">
+              <a:graphicData uri="http://schemas.openxmlformats.org/drawingml/2006/picture">
+                <pic:pic xmlns:pic="http://schemas.openxmlformats.org/drawingml/2006/picture">
+                  <pic:nvPicPr>
+                    <pic:cNvPr id="324132686" name="Picture 324132686"/>
+                    <pic:cNvPicPr/>
+                  </pic:nvPicPr>
+                  <pic:blipFill>
+                    <a:blip r:embed="rId11" cstate="print">
+                      <a:extLst>
+                        <a:ext uri="{28A0092B-C50C-407E-A947-70E740481C1C}">
+                          <a14:useLocalDpi xmlns:a14="http://schemas.microsoft.com/office/drawing/2010/main" val="0"/>
+                        </a:ext>
+                      </a:extLst>
+                    </a:blip>
+                    <a:stretch>
+                      <a:fillRect/>
+                    </a:stretch>
+                  </pic:blipFill>
+                  <pic:spPr>
+                    <a:xfrm>
+                      <a:off x="0" y="0"/>
+                      <a:ext cx="5943600" cy="1365885"/>
+                    </a:xfrm>
+                    <a:prstGeom prst="rect">
+                      <a:avLst/>
+                    </a:prstGeom>
+                  </pic:spPr>
+                </pic:pic>
+              </a:graphicData>
+            </a:graphic>
+          </wp:inline>
+        </w:drawing>
+      </w:r>
+    </w:p>
+    <w:p>
+      <w:r>
+        <w:t xml:space="preserve">Figure X. </w:t>
+      </w:r>
+      <w:r>
+        <w:t xml:space="preserve">Burn severity products overlaid over North Carolina. </w:t>
+      </w:r>
+      <w:r>
+        <w:rPr>
+          <w:b/>
+          <w:bCs/>
+        </w:rPr>
+        <w:t>a,</w:t>
+      </w:r>
+      <w:r>
+        <w:t xml:space="preserve"> MTBS. </w:t>
+      </w:r>
+      <w:r>
+        <w:rPr>
+          <w:b/>
+          <w:bCs/>
+        </w:rPr>
+        <w:t>b,</w:t>
+      </w:r>
+      <w:r>
+        <w:t xml:space="preserve"> SE FireMap. </w:t>
+      </w:r>
+      <w:r>
+        <w:rPr>
+          <w:b/>
+          <w:bCs/>
+        </w:rPr>
+        <w:t>c,</w:t>
+      </w:r>
+      <w:r>
+        <w:t xml:space="preserve"> MOSEV.</w:t>
+      </w:r>
+    </w:p>
+    <w:p>
+      <w:pPr>
+        <w:ind w:firstLine="720"/>
+      </w:pPr>
+      <w:r>
+        <w:t xml:space="preserve"> </w:t>
+      </w:r>
+      <w:r>
+        <w:t xml:space="preserve">The </w:t>
+      </w:r>
+      <w:commentRangeStart w:id="8"/>
+      <w:r>
+        <w:t>accuracy</w:t>
+      </w:r>
+      <w:commentRangeEnd w:id="8"/>
+      <w:r>
+        <w:rPr>
+          <w:rStyle w:val="CommentReference"/>
+          <w:sz w:val="24"/>
+          <w:szCs w:val="24"/>
+        </w:rPr>
+        <w:commentReference w:id="8"/>
+      </w:r>
+      <w:r>
+        <w:t xml:space="preserve"> of the </w:t>
+      </w:r>
+      <w:r>
+        <w:t>fire occurrence and burned area products</w:t>
+      </w:r>
+      <w:r>
+        <w:t xml:space="preserve"> was </w:t>
+      </w:r>
+      <w:r>
+        <w:t xml:space="preserve">then </w:t>
+      </w:r>
+      <w:r>
+        <w:t>obtained through</w:t>
+      </w:r>
+      <w:r>
+        <w:t xml:space="preserve"> </w:t>
+      </w:r>
+      <w:r>
+        <w:t>comparison</w:t>
+      </w:r>
+      <w:r>
+        <w:t xml:space="preserve"> </w:t>
+      </w:r>
+      <w:r>
+        <w:t>with</w:t>
+      </w:r>
+      <w:r>
+        <w:t xml:space="preserve"> </w:t>
+      </w:r>
+      <w:commentRangeStart w:id="9"/>
+      <w:r>
+        <w:t>ground truth reference datasets</w:t>
+      </w:r>
+      <w:r>
+        <w:t xml:space="preserve"> </w:t>
+      </w:r>
+      <w:r>
+        <w:t>over North Carolina</w:t>
+      </w:r>
+      <w:r>
+        <w:t xml:space="preserve"> peatlands</w:t>
+      </w:r>
+      <w:r>
+        <w:t xml:space="preserve"> </w:t>
+      </w:r>
+      <w:commentRangeEnd w:id="9"/>
+      <w:r>
+        <w:rPr>
+          <w:rStyle w:val="CommentReference"/>
+          <w:sz w:val="24"/>
+          <w:szCs w:val="24"/>
+        </w:rPr>
+        <w:commentReference w:id="9"/>
+      </w:r>
+      <w:commentRangeStart w:id="10"/>
+      <w:commentRangeStart w:id="11"/>
+      <w:r>
+        <w:t>(</w:t>
+      </w:r>
+      <w:r>
+        <w:t>Fig. X</w:t>
+      </w:r>
+      <w:commentRangeEnd w:id="10"/>
+      <w:r>
+        <w:rPr>
+          <w:rStyle w:val="CommentReference"/>
+          <w:sz w:val="24"/>
+          <w:szCs w:val="24"/>
+        </w:rPr>
+        <w:commentReference w:id="10"/>
+      </w:r>
+      <w:commentRangeEnd w:id="11"/>
+      <w:r>
+        <w:rPr>
+          <w:rStyle w:val="CommentReference"/>
+          <w:sz w:val="24"/>
+          <w:szCs w:val="24"/>
+        </w:rPr>
+        <w:commentReference w:id="11"/>
+      </w:r>
+      <w:r>
+        <w:t xml:space="preserve">; </w:t>
+      </w:r>
+      <w:commentRangeStart w:id="12"/>
+      <w:r>
+        <w:t xml:space="preserve">see </w:t>
+      </w:r>
+      <w:commentRangeStart w:id="13"/>
+      <w:commentRangeStart w:id="14"/>
+      <w:r>
+        <w:t>Methods</w:t>
+      </w:r>
+      <w:commentRangeEnd w:id="12"/>
+      <w:r>
+        <w:rPr>
+          <w:rStyle w:val="CommentReference"/>
+          <w:sz w:val="24"/>
+          <w:szCs w:val="24"/>
+        </w:rPr>
+        <w:commentReference w:id="12"/>
+      </w:r>
+      <w:commentRangeEnd w:id="13"/>
+      <w:r>
+        <w:rPr>
+          <w:rStyle w:val="CommentReference"/>
+          <w:sz w:val="24"/>
+          <w:szCs w:val="24"/>
+        </w:rPr>
+        <w:commentReference w:id="13"/>
+      </w:r>
+      <w:commentRangeEnd w:id="14"/>
+      <w:r>
+        <w:rPr>
+          <w:rStyle w:val="CommentReference"/>
+          <w:sz w:val="24"/>
+          <w:szCs w:val="24"/>
+        </w:rPr>
+        <w:commentReference w:id="14"/>
+      </w:r>
+      <w:r>
+        <w:t>)</w:t>
+      </w:r>
+      <w:r>
+        <w:t>.</w:t>
+      </w:r>
+      <w:r>
+        <w:t xml:space="preserve"> </w:t>
+      </w:r>
+    </w:p>
+    <w:p>
+      <w:pPr>
+        <w:ind w:firstLine="720"/>
+      </w:pPr>
+    </w:p>
+    <w:p>
+      <w:pPr>
+        <w:ind w:firstLine="720"/>
+      </w:pPr>
+      <w:r>
+        <w:t xml:space="preserve">Based on these accuracy results, the FireCCIS311 burned area product was determined to have the best </w:t>
+      </w:r>
+      <w:commentRangeStart w:id="15"/>
+      <w:r>
+        <w:t xml:space="preserve">spatial accuracy </w:t>
+      </w:r>
+      <w:commentRangeEnd w:id="15"/>
+      <w:r>
+        <w:rPr>
+          <w:rStyle w:val="CommentReference"/>
+          <w:sz w:val="24"/>
+          <w:szCs w:val="24"/>
+        </w:rPr>
+        <w:commentReference w:id="15"/>
+      </w:r>
+      <w:r>
+        <w:t>in North Carolina peatlands and was initially used for the</w:t>
+      </w:r>
+      <w:r>
+        <w:t xml:space="preserve"> </w:t>
+      </w:r>
+      <w:commentRangeStart w:id="16"/>
+      <w:r>
+        <w:t>modelling analyses</w:t>
+      </w:r>
+      <w:commentRangeEnd w:id="16"/>
+      <w:r>
+        <w:rPr>
+          <w:rStyle w:val="CommentReference"/>
+          <w:sz w:val="24"/>
+          <w:szCs w:val="24"/>
+        </w:rPr>
+        <w:commentReference w:id="16"/>
+      </w:r>
+      <w:r>
+        <w:t>.</w:t>
+      </w:r>
+      <w:r>
+        <w:t xml:space="preserve"> Because this product only began in 2019, however, it lacked </w:t>
+      </w:r>
+      <w:r>
+        <w:t xml:space="preserve">pre-treatment data for the (3/6?) restoration sites that also began in 2019, and so </w:t>
+      </w:r>
+      <w:r>
+        <w:t xml:space="preserve">the MODIS MCD64A1 product, which began in (2001?), was used for the </w:t>
+      </w:r>
+      <w:commentRangeStart w:id="17"/>
+      <w:r>
+        <w:t xml:space="preserve">modelling analyses </w:t>
+      </w:r>
+      <w:commentRangeEnd w:id="17"/>
+      <w:r>
+        <w:rPr>
+          <w:rStyle w:val="CommentReference"/>
+          <w:sz w:val="24"/>
+          <w:szCs w:val="24"/>
+        </w:rPr>
+        <w:commentReference w:id="17"/>
+      </w:r>
+      <w:r>
+        <w:t>instead.</w:t>
+      </w:r>
+      <w:r>
+        <w:t xml:space="preserve"> The </w:t>
+      </w:r>
+      <w:r>
+        <w:t>below</w:t>
+      </w:r>
+      <w:r>
+        <w:t xml:space="preserve"> results are reported from the MODIS MCD64A1 product.</w:t>
+      </w:r>
+    </w:p>
+    <w:p/>
+    <w:p/>
+    <w:p>
+      <w:pPr>
+        <w:pStyle w:val="ListParagraph"/>
+        <w:numPr>
+          <w:ilvl w:val="1"/>
+          <w:numId w:val="2"/>
+        </w:numPr>
+      </w:pPr>
+      <w:r>
+        <w:t>Fire product comparisons – characterize these</w:t>
+      </w:r>
+    </w:p>
+    <w:p>
+      <w:pPr>
+        <w:pStyle w:val="ListParagraph"/>
+        <w:numPr>
+          <w:ilvl w:val="2"/>
+          <w:numId w:val="2"/>
+        </w:numPr>
+      </w:pPr>
+      <w:r>
+        <w:t>Hmm maybe do the burned</w:t>
+      </w:r>
+      <w:r>
+        <w:t xml:space="preserve"> area over nc peat for the four products that I compared</w:t>
+      </w:r>
+    </w:p>
+    <w:p>
+      <w:pPr>
+        <w:pStyle w:val="ListParagraph"/>
+        <w:numPr>
+          <w:ilvl w:val="1"/>
+          <w:numId w:val="2"/>
+        </w:numPr>
+      </w:pPr>
+      <w:r>
+        <w:t>Suggested fire products</w:t>
+      </w:r>
+    </w:p>
+    <w:p>
+      <w:pPr>
+        <w:pStyle w:val="ListParagraph"/>
+        <w:numPr>
+          <w:ilvl w:val="2"/>
+          <w:numId w:val="2"/>
+        </w:numPr>
+      </w:pPr>
+      <w:r>
+        <w:t>MODIS for temporal coverage to get a lot of pre-treatment comparison data</w:t>
+      </w:r>
+    </w:p>
+    <w:p>
+      <w:pPr>
+        <w:pStyle w:val="ListParagraph"/>
+        <w:numPr>
+          <w:ilvl w:val="2"/>
+          <w:numId w:val="2"/>
+        </w:numPr>
+      </w:pPr>
+      <w:r>
+        <w:lastRenderedPageBreak/>
+        <w:t>FireCCIS311 for spatial accuracy</w:t>
+      </w:r>
+    </w:p>
+    <w:p>
+      <w:r>
+        <w:t>Impact of Restoration on Burned Area</w:t>
+      </w:r>
+    </w:p>
+    <w:p>
+      <w:pPr>
+        <w:pStyle w:val="ListParagraph"/>
+        <w:numPr>
+          <w:ilvl w:val="1"/>
+          <w:numId w:val="2"/>
+        </w:numPr>
+      </w:pPr>
+      <w:r>
+        <w:t>DiD modeling (as per callaway and sant’anna 2021) and logistic regression modeling</w:t>
+      </w:r>
+      <w:r>
+        <w:t xml:space="preserve"> with </w:t>
+      </w:r>
+      <w:r>
+        <w:t>matching based on covariates</w:t>
+      </w:r>
+    </w:p>
+    <w:p>
+      <w:pPr>
+        <w:pStyle w:val="ListParagraph"/>
+        <w:numPr>
+          <w:ilvl w:val="2"/>
+          <w:numId w:val="2"/>
+        </w:numPr>
+      </w:pPr>
+      <w:r>
+        <w:t>Put figure</w:t>
+      </w:r>
+      <w:r>
+        <w:t xml:space="preserve"> for matching</w:t>
+      </w:r>
+      <w:r>
+        <w:t xml:space="preserve"> results and describe the covariates used</w:t>
+      </w:r>
+    </w:p>
+    <w:p>
+      <w:pPr>
+        <w:pStyle w:val="ListParagraph"/>
+        <w:numPr>
+          <w:ilvl w:val="2"/>
+          <w:numId w:val="2"/>
+        </w:numPr>
+      </w:pPr>
+      <w:r>
+        <w:t>Put figure for DiD modeling results</w:t>
+      </w:r>
+    </w:p>
+    <w:p>
+      <w:pPr>
+        <w:pStyle w:val="ListParagraph"/>
+        <w:numPr>
+          <w:ilvl w:val="2"/>
+          <w:numId w:val="2"/>
+        </w:numPr>
+      </w:pPr>
+      <w:r>
+        <w:t xml:space="preserve">Put figure for logistic regression </w:t>
+      </w:r>
+      <w:r>
+        <w:t>results</w:t>
+      </w:r>
+    </w:p>
+    <w:p/>
+    <w:p>
+      <w:pPr>
         <w:pStyle w:val="ListParagraph"/>
         <w:numPr>
           <w:ilvl w:val="0"/>
@@ -495,7 +1853,10 @@
         </w:numPr>
       </w:pPr>
       <w:r>
-        <w:t>What’s been done on the project</w:t>
+        <w:t>Factors best predicting fire</w:t>
+      </w:r>
+      <w:r>
+        <w:t xml:space="preserve"> – maybe encapsulate this under “impact of restoration on burned area” (and/or make that term more general)</w:t>
       </w:r>
     </w:p>
     <w:p>
@@ -507,197 +1868,7 @@
         </w:numPr>
       </w:pPr>
       <w:r>
-        <w:t>Fire product comparisons – characterize these</w:t>
-      </w:r>
-    </w:p>
-    <w:p>
-      <w:pPr>
-        <w:pStyle w:val="ListParagraph"/>
-        <w:numPr>
-          <w:ilvl w:val="2"/>
-          <w:numId w:val="2"/>
-        </w:numPr>
-      </w:pPr>
-      <w:r>
-        <w:t>Put figure</w:t>
-      </w:r>
-    </w:p>
-    <w:p>
-      <w:pPr>
-        <w:pStyle w:val="ListParagraph"/>
-        <w:numPr>
-          <w:ilvl w:val="1"/>
-          <w:numId w:val="2"/>
-        </w:numPr>
-      </w:pPr>
-      <w:proofErr w:type="spellStart"/>
-      <w:r>
-        <w:t>DiD</w:t>
-      </w:r>
-      <w:proofErr w:type="spellEnd"/>
-      <w:r>
-        <w:t xml:space="preserve"> modeling (as per </w:t>
-      </w:r>
-      <w:proofErr w:type="spellStart"/>
-      <w:r>
-        <w:t>callaway</w:t>
-      </w:r>
-      <w:proofErr w:type="spellEnd"/>
-      <w:r>
-        <w:t xml:space="preserve"> and </w:t>
-      </w:r>
-      <w:proofErr w:type="spellStart"/>
-      <w:r>
-        <w:t>sant’anna</w:t>
-      </w:r>
-      <w:proofErr w:type="spellEnd"/>
-      <w:r>
-        <w:t xml:space="preserve"> 2021) and logistic regression modeling</w:t>
-      </w:r>
-      <w:r>
-        <w:t xml:space="preserve"> with </w:t>
-      </w:r>
-      <w:r>
-        <w:t>matching based on covariates</w:t>
-      </w:r>
-    </w:p>
-    <w:p>
-      <w:pPr>
-        <w:pStyle w:val="ListParagraph"/>
-        <w:numPr>
-          <w:ilvl w:val="2"/>
-          <w:numId w:val="2"/>
-        </w:numPr>
-      </w:pPr>
-      <w:r>
-        <w:t>Put figure</w:t>
-      </w:r>
-      <w:r>
-        <w:t xml:space="preserve"> for matching</w:t>
-      </w:r>
-      <w:r>
-        <w:t xml:space="preserve"> results and describe the covariates used</w:t>
-      </w:r>
-    </w:p>
-    <w:p>
-      <w:pPr>
-        <w:pStyle w:val="ListParagraph"/>
-        <w:numPr>
-          <w:ilvl w:val="2"/>
-          <w:numId w:val="2"/>
-        </w:numPr>
-      </w:pPr>
-      <w:r>
-        <w:t xml:space="preserve">Put figure for </w:t>
-      </w:r>
-      <w:proofErr w:type="spellStart"/>
-      <w:r>
-        <w:t>DiD</w:t>
-      </w:r>
-      <w:proofErr w:type="spellEnd"/>
-      <w:r>
-        <w:t xml:space="preserve"> modeling results</w:t>
-      </w:r>
-    </w:p>
-    <w:p>
-      <w:pPr>
-        <w:pStyle w:val="ListParagraph"/>
-        <w:numPr>
-          <w:ilvl w:val="2"/>
-          <w:numId w:val="2"/>
-        </w:numPr>
-      </w:pPr>
-      <w:r>
-        <w:t xml:space="preserve">Put figure for logistic regression </w:t>
-      </w:r>
-      <w:r>
-        <w:t>results</w:t>
-      </w:r>
-    </w:p>
-    <w:p>
-      <w:pPr>
-        <w:pStyle w:val="ListParagraph"/>
-        <w:numPr>
-          <w:ilvl w:val="0"/>
-          <w:numId w:val="2"/>
-        </w:numPr>
-      </w:pPr>
-      <w:r>
-        <w:t>Suggested fire products</w:t>
-      </w:r>
-    </w:p>
-    <w:p>
-      <w:pPr>
-        <w:pStyle w:val="ListParagraph"/>
-        <w:numPr>
-          <w:ilvl w:val="1"/>
-          <w:numId w:val="2"/>
-        </w:numPr>
-      </w:pPr>
-      <w:r>
-        <w:t>MODIS for temporal coverage</w:t>
-      </w:r>
-      <w:r>
-        <w:t xml:space="preserve"> to get </w:t>
-      </w:r>
-      <w:r>
-        <w:t>a lot of</w:t>
-      </w:r>
-      <w:r>
-        <w:t xml:space="preserve"> pre-treatment </w:t>
-      </w:r>
-      <w:r>
-        <w:t>comparison data</w:t>
-      </w:r>
-    </w:p>
-    <w:p>
-      <w:pPr>
-        <w:pStyle w:val="ListParagraph"/>
-        <w:numPr>
-          <w:ilvl w:val="1"/>
-          <w:numId w:val="2"/>
-        </w:numPr>
-      </w:pPr>
-      <w:r>
-        <w:t xml:space="preserve">FireCCIS311 for </w:t>
-      </w:r>
-      <w:r>
-        <w:t xml:space="preserve">spatial </w:t>
-      </w:r>
-      <w:r>
-        <w:t>accuracy</w:t>
-      </w:r>
-    </w:p>
-    <w:p>
-      <w:pPr>
-        <w:pStyle w:val="ListParagraph"/>
-        <w:numPr>
-          <w:ilvl w:val="0"/>
-          <w:numId w:val="2"/>
-        </w:numPr>
-      </w:pPr>
-      <w:r>
-        <w:t>Factors best predicting fire</w:t>
-      </w:r>
-    </w:p>
-    <w:p>
-      <w:pPr>
-        <w:pStyle w:val="ListParagraph"/>
-        <w:numPr>
-          <w:ilvl w:val="1"/>
-          <w:numId w:val="2"/>
-        </w:numPr>
-      </w:pPr>
-      <w:r>
-        <w:t xml:space="preserve">Uh </w:t>
-      </w:r>
-      <w:proofErr w:type="gramStart"/>
-      <w:r>
-        <w:t>definitely not</w:t>
-      </w:r>
-      <w:proofErr w:type="gramEnd"/>
-      <w:r>
-        <w:t xml:space="preserve"> treatment. </w:t>
+        <w:t xml:space="preserve">Uh definitely not treatment. </w:t>
       </w:r>
       <w:r>
         <w:t>Check the covariate plots for these results.</w:t>
@@ -706,15 +1877,7 @@
         <w:t xml:space="preserve"> Or might need to get the </w:t>
       </w:r>
       <w:r>
-        <w:t xml:space="preserve">coefficients from the logistic regression instead of the </w:t>
-      </w:r>
-      <w:proofErr w:type="spellStart"/>
-      <w:r>
-        <w:t>DiD</w:t>
-      </w:r>
-      <w:proofErr w:type="spellEnd"/>
-      <w:r>
-        <w:t xml:space="preserve"> model, which I don’t think outputs how much each individual covariate contributes to the propensity and prognostic scores.</w:t>
+        <w:t>coefficients from the logistic regression instead of the DiD model, which I don’t think outputs how much each individual covariate contributes to the propensity and prognostic scores.</w:t>
       </w:r>
     </w:p>
     <w:p>
@@ -722,7 +1885,32 @@
         <w:pStyle w:val="Heading1"/>
       </w:pPr>
       <w:r>
-        <w:t>Next Steps</w:t>
+        <w:t>Discussion</w:t>
+      </w:r>
+    </w:p>
+    <w:p>
+      <w:r>
+        <w:t>What decisions I made</w:t>
+      </w:r>
+    </w:p>
+    <w:p>
+      <w:commentRangeStart w:id="18"/>
+      <w:r>
+        <w:t>What factors best predict fire</w:t>
+      </w:r>
+      <w:commentRangeEnd w:id="18"/>
+      <w:r>
+        <w:rPr>
+          <w:rStyle w:val="CommentReference"/>
+          <w:sz w:val="24"/>
+          <w:szCs w:val="24"/>
+        </w:rPr>
+        <w:commentReference w:id="18"/>
+      </w:r>
+    </w:p>
+    <w:p>
+      <w:r>
+        <w:t>Next steps</w:t>
       </w:r>
     </w:p>
     <w:p>
@@ -734,17 +1922,64 @@
         </w:numPr>
       </w:pPr>
       <w:r>
-        <w:t xml:space="preserve">Check my meeting notes for the stuff I said I was </w:t>
-      </w:r>
-      <w:proofErr w:type="spellStart"/>
-      <w:r>
-        <w:t>gonna</w:t>
-      </w:r>
-      <w:proofErr w:type="spellEnd"/>
-      <w:r>
-        <w:t xml:space="preserve"> do next</w:t>
-      </w:r>
-    </w:p>
+        <w:t>Check my meeting notes for the stuff I said I was gonna do next</w:t>
+      </w:r>
+    </w:p>
+    <w:p/>
+    <w:p>
+      <w:r>
+        <w:t>Cat email-</w:t>
+      </w:r>
+    </w:p>
+    <w:p>
+      <w:pPr>
+        <w:numPr>
+          <w:ilvl w:val="0"/>
+          <w:numId w:val="6"/>
+        </w:numPr>
+        <w:spacing w:after="0" w:line="240" w:lineRule="auto"/>
+        <w:rPr>
+          <w:rFonts w:ascii="Aptos" w:eastAsia="Times New Roman" w:hAnsi="Aptos" w:cs="Times New Roman"/>
+          <w:color w:val="212121"/>
+          <w:kern w:val="0"/>
+          <w14:ligatures w14:val="none"/>
+        </w:rPr>
+      </w:pPr>
+      <w:r>
+        <w:rPr>
+          <w:rFonts w:ascii="Aptos" w:eastAsia="Times New Roman" w:hAnsi="Aptos" w:cs="Times New Roman"/>
+          <w:color w:val="212121"/>
+          <w:kern w:val="0"/>
+          <w14:ligatures w14:val="none"/>
+        </w:rPr>
+        <w:t>Could you add some more notes in your PPT or write up a quick Word document outlining: 1) what you’ve done to date; 2) detailing what decisions you made (e.g., which products you suggest and why); 3) explaining which factors best predict fire; and 4) your suggestions on next steps if you had more time? </w:t>
+      </w:r>
+    </w:p>
+    <w:p>
+      <w:pPr>
+        <w:numPr>
+          <w:ilvl w:val="0"/>
+          <w:numId w:val="6"/>
+        </w:numPr>
+        <w:spacing w:after="0" w:line="240" w:lineRule="auto"/>
+        <w:rPr>
+          <w:rFonts w:ascii="Calibri" w:eastAsia="Times New Roman" w:hAnsi="Calibri" w:cs="Calibri"/>
+          <w:color w:val="000000"/>
+          <w:kern w:val="0"/>
+          <w14:ligatures w14:val="none"/>
+        </w:rPr>
+      </w:pPr>
+      <w:r>
+        <w:rPr>
+          <w:rFonts w:ascii="Calibri" w:eastAsia="Times New Roman" w:hAnsi="Calibri" w:cs="Calibri"/>
+          <w:color w:val="000000"/>
+          <w:kern w:val="0"/>
+          <w14:ligatures w14:val="none"/>
+        </w:rPr>
+        <w:t>Also, one thing I was curious about, in your final model, do you have PDSI and GDD and not any other temperature or precipitation metrics? If so, that’s perfect, if you have PDSI, GDD, Tmax, Tmin, Precip, or any combination of those, can you remove the other temperature and precipitation predictors and just keep PDSI and GDD? I’d be curious about those model outputs especially. If you don’t have time to do that, could you provide your R code?</w:t>
+      </w:r>
+    </w:p>
+    <w:p/>
     <w:sectPr>
       <w:pgSz w:w="12240" w:h="15840"/>
       <w:pgMar w:top="1440" w:right="1440" w:bottom="1440" w:left="1440" w:header="720" w:footer="720" w:gutter="0"/>
@@ -755,6 +1990,446 @@
 </w:document>
 </file>
 
+<file path=word/comments.xml><?xml version="1.0" encoding="utf-8"?>
+<w:comments xmlns:wpc="http://schemas.microsoft.com/office/word/2010/wordprocessingCanvas" xmlns:cx="http://schemas.microsoft.com/office/drawing/2014/chartex" xmlns:cx1="http://schemas.microsoft.com/office/drawing/2015/9/8/chartex" xmlns:cx2="http://schemas.microsoft.com/office/drawing/2015/10/21/chartex" xmlns:cx3="http://schemas.microsoft.com/office/drawing/2016/5/9/chartex" xmlns:cx4="http://schemas.microsoft.com/office/drawing/2016/5/10/chartex" xmlns:cx5="http://schemas.microsoft.com/office/drawing/2016/5/11/chartex" xmlns:cx6="http://schemas.microsoft.com/office/drawing/2016/5/12/chartex" xmlns:cx7="http://schemas.microsoft.com/office/drawing/2016/5/13/chartex" xmlns:cx8="http://schemas.microsoft.com/office/drawing/2016/5/14/chartex" xmlns:mc="http://schemas.openxmlformats.org/markup-compatibility/2006" xmlns:m="http://schemas.openxmlformats.org/officeDocument/2006/math" xmlns:aink="http://schemas.microsoft.com/office/drawing/2016/ink" xmlns:am3d="http://schemas.microsoft.com/office/drawing/2017/model3d" xmlns:oel="http://schemas.microsoft.com/office/2019/extlst" xmlns:r="http://schemas.openxmlformats.org/officeDocument/2006/relationships" xmlns:wp14="http://schemas.microsoft.com/office/word/2010/wordprocessingDrawing" xmlns:wp="http://schemas.openxmlformats.org/drawingml/2006/wordprocessingDrawing" xmlns:wpg="http://schemas.microsoft.com/office/word/2010/wordprocessingGroup" xmlns:wpi="http://schemas.microsoft.com/office/word/2010/wordprocessingInk" xmlns:wps="http://schemas.microsoft.com/office/word/2010/wordprocessingShape" xmlns:o="urn:schemas-microsoft-com:office:office" xmlns:v="urn:schemas-microsoft-com:vml" xmlns:w10="urn:schemas-microsoft-com:office:word" xmlns:w="http://schemas.openxmlformats.org/wordprocessingml/2006/main" xmlns:w14="http://schemas.microsoft.com/office/word/2010/wordml" xmlns:w15="http://schemas.microsoft.com/office/word/2012/wordml" xmlns:w16cei="http://schemas.microsoft.com/office/word/2026/wordml/cei" xmlns:w16cex="http://schemas.microsoft.com/office/word/2018/wordml/cex" xmlns:w16cid="http://schemas.microsoft.com/office/word/2016/wordml/cid" xmlns:w16="http://schemas.microsoft.com/office/word/2018/wordml" xmlns:w16sdtdh="http://schemas.microsoft.com/office/word/2020/wordml/sdtdatahash" xmlns:w16sdtfl="http://schemas.microsoft.com/office/word/2024/wordml/sdtformatlock" xmlns:w16se="http://schemas.microsoft.com/office/word/2015/wordml/symex" xmlns:w16du="http://schemas.microsoft.com/office/word/2023/wordml/word16du" xmlns:wne="http://schemas.microsoft.com/office/word/2006/wordml" mc:Ignorable="w14 w15 w16se w16cid w16 w16cex w16sdtdh w16sdtfl w16du wp14">
+  <w:comment w:id="0" w:author="Jim Zhang" w:date="2026-09-04T11:16:00Z" w:initials="JZ">
+    <w:p>
+      <w:r>
+        <w:rPr>
+          <w:rStyle w:val="CommentReference"/>
+        </w:rPr>
+        <w:annotationRef/>
+      </w:r>
+      <w:r>
+        <w:rPr>
+          <w:sz w:val="20"/>
+          <w:szCs w:val="20"/>
+        </w:rPr>
+        <w:t xml:space="preserve">maybe put in a figure for the peatland mask overlaid on nc, and the completed sites with their years? </w:t>
+      </w:r>
+    </w:p>
+    <w:p/>
+    <w:p>
+      <w:r>
+        <w:rPr>
+          <w:sz w:val="20"/>
+          <w:szCs w:val="20"/>
+        </w:rPr>
+        <w:t>might be too much work though - can do this at the end if i finish everything else on time.</w:t>
+      </w:r>
+    </w:p>
+  </w:comment>
+  <w:comment w:id="1" w:author="Jim Zhang" w:date="2026-09-05T10:25:00Z" w:initials="JZ">
+    <w:p>
+      <w:r>
+        <w:rPr>
+          <w:rStyle w:val="CommentReference"/>
+        </w:rPr>
+        <w:annotationRef/>
+      </w:r>
+      <w:r>
+        <w:rPr>
+          <w:sz w:val="20"/>
+          <w:szCs w:val="20"/>
+        </w:rPr>
+        <w:t>just put in the figure i have and then do a table with the completion years</w:t>
+      </w:r>
+    </w:p>
+  </w:comment>
+  <w:comment w:id="2" w:author="Jim Zhang" w:date="2026-09-04T11:03:00Z" w:initials="JZ">
+    <w:p>
+      <w:r>
+        <w:rPr>
+          <w:rStyle w:val="CommentReference"/>
+        </w:rPr>
+        <w:annotationRef/>
+      </w:r>
+      <w:r>
+        <w:rPr>
+          <w:sz w:val="20"/>
+          <w:szCs w:val="20"/>
+        </w:rPr>
+        <w:t>need to describe my data collection notebook</w:t>
+      </w:r>
+    </w:p>
+  </w:comment>
+  <w:comment w:id="3" w:author="Jim Zhang" w:date="2026-09-06T09:38:00Z" w:initials="JZ">
+    <w:p>
+      <w:r>
+        <w:rPr>
+          <w:rStyle w:val="CommentReference"/>
+        </w:rPr>
+        <w:annotationRef/>
+      </w:r>
+      <w:r>
+        <w:rPr>
+          <w:sz w:val="20"/>
+          <w:szCs w:val="20"/>
+        </w:rPr>
+        <w:t>also need to put in the reference fire datasets too here because im putting a figure of them</w:t>
+      </w:r>
+    </w:p>
+  </w:comment>
+  <w:comment w:id="4" w:author="Jim Zhang" w:date="2026-09-05T11:34:00Z" w:initials="JZ">
+    <w:p>
+      <w:r>
+        <w:rPr>
+          <w:rStyle w:val="CommentReference"/>
+        </w:rPr>
+        <w:annotationRef/>
+      </w:r>
+      <w:r>
+        <w:rPr>
+          <w:sz w:val="20"/>
+          <w:szCs w:val="20"/>
+        </w:rPr>
+        <w:t>honestly, just point to data_inventory.csv entirely and get rid of this table in the report.</w:t>
+      </w:r>
+    </w:p>
+  </w:comment>
+  <w:comment w:id="5" w:author="Jim Zhang" w:date="2026-09-06T09:39:00Z" w:initials="JZ">
+    <w:p>
+      <w:r>
+        <w:rPr>
+          <w:rStyle w:val="CommentReference"/>
+        </w:rPr>
+        <w:annotationRef/>
+      </w:r>
+      <w:r>
+        <w:rPr>
+          <w:sz w:val="20"/>
+          <w:szCs w:val="20"/>
+        </w:rPr>
+        <w:t>maybe label this as "mask preprocessing" or something idk. Reprojection? It's specifically like getting everything onto a common CRS and resolution and grid.</w:t>
+      </w:r>
+    </w:p>
+  </w:comment>
+  <w:comment w:id="6" w:author="Jim Zhang" w:date="2026-09-05T10:27:00Z" w:initials="JZ">
+    <w:p>
+      <w:r>
+        <w:rPr>
+          <w:rStyle w:val="CommentReference"/>
+        </w:rPr>
+        <w:annotationRef/>
+      </w:r>
+      <w:r>
+        <w:rPr>
+          <w:sz w:val="20"/>
+          <w:szCs w:val="20"/>
+        </w:rPr>
+        <w:t>"These products were chosen based on spatial resolution, temporal coverage, coverage of small fires, etc..."</w:t>
+      </w:r>
+    </w:p>
+  </w:comment>
+  <w:comment w:id="7" w:author="Jim Zhang" w:date="2026-09-05T10:27:00Z" w:initials="JZ">
+    <w:p>
+      <w:r>
+        <w:rPr>
+          <w:rStyle w:val="CommentReference"/>
+        </w:rPr>
+        <w:annotationRef/>
+      </w:r>
+      <w:r>
+        <w:rPr>
+          <w:sz w:val="20"/>
+          <w:szCs w:val="20"/>
+        </w:rPr>
+        <w:t>check why and add this in</w:t>
+      </w:r>
+    </w:p>
+  </w:comment>
+  <w:comment w:id="8" w:author="Jim Zhang" w:date="2026-09-06T09:46:00Z" w:initials="JZ">
+    <w:p>
+      <w:r>
+        <w:rPr>
+          <w:rStyle w:val="CommentReference"/>
+        </w:rPr>
+        <w:annotationRef/>
+      </w:r>
+      <w:r>
+        <w:rPr>
+          <w:sz w:val="20"/>
+          <w:szCs w:val="20"/>
+        </w:rPr>
+        <w:t>pooled burned area recall across events, mean recall per event, mean detection rate of fires</w:t>
+      </w:r>
+    </w:p>
+    <w:p/>
+    <w:p>
+      <w:r>
+        <w:rPr>
+          <w:sz w:val="20"/>
+          <w:szCs w:val="20"/>
+        </w:rPr>
+        <w:t>add to methods</w:t>
+      </w:r>
+    </w:p>
+  </w:comment>
+  <w:comment w:id="9" w:author="Jim Zhang" w:date="2026-09-06T09:45:00Z" w:initials="JZ">
+    <w:p>
+      <w:r>
+        <w:rPr>
+          <w:rStyle w:val="CommentReference"/>
+        </w:rPr>
+        <w:annotationRef/>
+      </w:r>
+      <w:r>
+        <w:rPr>
+          <w:sz w:val="20"/>
+          <w:szCs w:val="20"/>
+        </w:rPr>
+        <w:t>GEOMAC, TNC Sandhills, TNC Coastal Plain, NIFC_IFPH</w:t>
+      </w:r>
+    </w:p>
+  </w:comment>
+  <w:comment w:id="10" w:author="Jim Zhang" w:date="2026-09-05T10:28:00Z" w:initials="JZ">
+    <w:p>
+      <w:r>
+        <w:rPr>
+          <w:rStyle w:val="CommentReference"/>
+        </w:rPr>
+        <w:annotationRef/>
+      </w:r>
+      <w:r>
+        <w:rPr>
+          <w:sz w:val="20"/>
+          <w:szCs w:val="20"/>
+        </w:rPr>
+        <w:t>figure comparing with ground truth - figure caption should explain the figure and how to interpret it</w:t>
+      </w:r>
+    </w:p>
+  </w:comment>
+  <w:comment w:id="11" w:author="Jim Zhang" w:date="2026-09-05T10:28:00Z" w:initials="JZ">
+    <w:p>
+      <w:r>
+        <w:rPr>
+          <w:rStyle w:val="CommentReference"/>
+        </w:rPr>
+        <w:annotationRef/>
+      </w:r>
+      <w:r>
+        <w:rPr>
+          <w:sz w:val="20"/>
+          <w:szCs w:val="20"/>
+        </w:rPr>
+        <w:t>and say that fireccis311 had best accuracy etc</w:t>
+      </w:r>
+    </w:p>
+  </w:comment>
+  <w:comment w:id="12" w:author="Jim Zhang" w:date="2026-09-04T10:50:00Z" w:initials="JZ">
+    <w:p>
+      <w:r>
+        <w:rPr>
+          <w:rStyle w:val="CommentReference"/>
+        </w:rPr>
+        <w:annotationRef/>
+      </w:r>
+      <w:r>
+        <w:rPr>
+          <w:sz w:val="20"/>
+          <w:szCs w:val="20"/>
+        </w:rPr>
+        <w:t>add a methods section on what i did for characterizing fire occurrence, burned area, and severity across fire products - basically, write up what i did in the fire product comparison and reference comparison notebooks.</w:t>
+      </w:r>
+    </w:p>
+    <w:p/>
+    <w:p>
+      <w:r>
+        <w:rPr>
+          <w:sz w:val="20"/>
+          <w:szCs w:val="20"/>
+        </w:rPr>
+        <w:t>Need to also add the reference data to box and to the data sources table.</w:t>
+      </w:r>
+    </w:p>
+  </w:comment>
+  <w:comment w:id="13" w:author="Jim Zhang" w:date="2026-09-06T09:50:00Z" w:initials="JZ">
+    <w:p>
+      <w:r>
+        <w:rPr>
+          <w:rStyle w:val="CommentReference"/>
+        </w:rPr>
+        <w:annotationRef/>
+      </w:r>
+      <w:r>
+        <w:rPr>
+          <w:sz w:val="20"/>
+          <w:szCs w:val="20"/>
+        </w:rPr>
+        <w:t>put in the recall tables with a as nifc ifph, b as geomac, c as tnc coastal plains, d as tnc sandhills</w:t>
+      </w:r>
+    </w:p>
+    <w:p/>
+    <w:p>
+      <w:r>
+        <w:rPr>
+          <w:sz w:val="20"/>
+          <w:szCs w:val="20"/>
+        </w:rPr>
+        <w:t>and make sure to put these in the data sources used and say that i skipped fires &lt;100 acres for the geomac and nifc ifph datasets. Briefly describe them here - grab descriptions from data_inventory.csv</w:t>
+      </w:r>
+    </w:p>
+  </w:comment>
+  <w:comment w:id="14" w:author="Jim Zhang" w:date="2026-09-06T09:53:00Z" w:initials="JZ">
+    <w:p>
+      <w:r>
+        <w:rPr>
+          <w:rStyle w:val="CommentReference"/>
+        </w:rPr>
+        <w:annotationRef/>
+      </w:r>
+      <w:r>
+        <w:rPr>
+          <w:sz w:val="20"/>
+          <w:szCs w:val="20"/>
+        </w:rPr>
+        <w:t>oh explain recall and precision too in the methods</w:t>
+      </w:r>
+    </w:p>
+  </w:comment>
+  <w:comment w:id="15" w:author="Jim Zhang" w:date="2026-09-06T09:47:00Z" w:initials="JZ">
+    <w:p>
+      <w:r>
+        <w:rPr>
+          <w:rStyle w:val="CommentReference"/>
+        </w:rPr>
+        <w:annotationRef/>
+      </w:r>
+      <w:r>
+        <w:rPr>
+          <w:sz w:val="20"/>
+          <w:szCs w:val="20"/>
+        </w:rPr>
+        <w:t>best combo of small and large fire detection</w:t>
+      </w:r>
+    </w:p>
+  </w:comment>
+  <w:comment w:id="16" w:author="Jim Zhang" w:date="2026-09-04T11:07:00Z" w:initials="JZ">
+    <w:p>
+      <w:r>
+        <w:rPr>
+          <w:rStyle w:val="CommentReference"/>
+        </w:rPr>
+        <w:annotationRef/>
+      </w:r>
+      <w:r>
+        <w:rPr>
+          <w:sz w:val="20"/>
+          <w:szCs w:val="20"/>
+        </w:rPr>
+        <w:t>reword this according to whatever i end up calling that section</w:t>
+      </w:r>
+    </w:p>
+  </w:comment>
+  <w:comment w:id="17" w:author="Jim Zhang" w:date="2026-09-04T11:13:00Z" w:initials="JZ">
+    <w:p>
+      <w:r>
+        <w:rPr>
+          <w:rStyle w:val="CommentReference"/>
+        </w:rPr>
+        <w:annotationRef/>
+      </w:r>
+      <w:r>
+        <w:rPr>
+          <w:sz w:val="20"/>
+          <w:szCs w:val="20"/>
+        </w:rPr>
+        <w:t>reword this according to what i call that section</w:t>
+      </w:r>
+    </w:p>
+  </w:comment>
+  <w:comment w:id="18" w:author="Jim Zhang" w:date="2026-09-06T09:54:00Z" w:initials="JZ">
+    <w:p>
+      <w:r>
+        <w:rPr>
+          <w:rStyle w:val="CommentReference"/>
+        </w:rPr>
+        <w:annotationRef/>
+      </w:r>
+      <w:r>
+        <w:rPr>
+          <w:sz w:val="20"/>
+          <w:szCs w:val="20"/>
+        </w:rPr>
+        <w:t>ah, so i definitely need to run the models both on the full covariates list and just gdd and pdsi. Report both.</w:t>
+      </w:r>
+    </w:p>
+  </w:comment>
+</w:comments>
+</file>
+
+<file path=word/commentsExtended.xml><?xml version="1.0" encoding="utf-8"?>
+<w15:commentsEx xmlns:wpc="http://schemas.microsoft.com/office/word/2010/wordprocessingCanvas" xmlns:cx="http://schemas.microsoft.com/office/drawing/2014/chartex" xmlns:cx1="http://schemas.microsoft.com/office/drawing/2015/9/8/chartex" xmlns:cx2="http://schemas.microsoft.com/office/drawing/2015/10/21/chartex" xmlns:cx3="http://schemas.microsoft.com/office/drawing/2016/5/9/chartex" xmlns:cx4="http://schemas.microsoft.com/office/drawing/2016/5/10/chartex" xmlns:cx5="http://schemas.microsoft.com/office/drawing/2016/5/11/chartex" xmlns:cx6="http://schemas.microsoft.com/office/drawing/2016/5/12/chartex" xmlns:cx7="http://schemas.microsoft.com/office/drawing/2016/5/13/chartex" xmlns:cx8="http://schemas.microsoft.com/office/drawing/2016/5/14/chartex" xmlns:mc="http://schemas.openxmlformats.org/markup-compatibility/2006" xmlns:m="http://schemas.openxmlformats.org/officeDocument/2006/math" xmlns:aink="http://schemas.microsoft.com/office/drawing/2016/ink" xmlns:am3d="http://schemas.microsoft.com/office/drawing/2017/model3d" xmlns:oel="http://schemas.microsoft.com/office/2019/extlst" xmlns:r="http://schemas.openxmlformats.org/officeDocument/2006/relationships" xmlns:wp14="http://schemas.microsoft.com/office/word/2010/wordprocessingDrawing" xmlns:wp="http://schemas.openxmlformats.org/drawingml/2006/wordprocessingDrawing" xmlns:wpg="http://schemas.microsoft.com/office/word/2010/wordprocessingGroup" xmlns:wpi="http://schemas.microsoft.com/office/word/2010/wordprocessingInk" xmlns:wps="http://schemas.microsoft.com/office/word/2010/wordprocessingShape" xmlns:o="urn:schemas-microsoft-com:office:office" xmlns:v="urn:schemas-microsoft-com:vml" xmlns:w10="urn:schemas-microsoft-com:office:word" xmlns:w="http://schemas.openxmlformats.org/wordprocessingml/2006/main" xmlns:w14="http://schemas.microsoft.com/office/word/2010/wordml" xmlns:w15="http://schemas.microsoft.com/office/word/2012/wordml" xmlns:w16cei="http://schemas.microsoft.com/office/word/2026/wordml/cei" xmlns:w16cex="http://schemas.microsoft.com/office/word/2018/wordml/cex" xmlns:w16cid="http://schemas.microsoft.com/office/word/2016/wordml/cid" xmlns:w16="http://schemas.microsoft.com/office/word/2018/wordml" xmlns:w16sdtdh="http://schemas.microsoft.com/office/word/2020/wordml/sdtdatahash" xmlns:w16sdtfl="http://schemas.microsoft.com/office/word/2024/wordml/sdtformatlock" xmlns:w16se="http://schemas.microsoft.com/office/word/2015/wordml/symex" xmlns:w16du="http://schemas.microsoft.com/office/word/2023/wordml/word16du" xmlns:wne="http://schemas.microsoft.com/office/word/2006/wordml" mc:Ignorable="w14 w15 w16se w16cid w16 w16cex w16sdtdh w16sdtfl w16du wp14">
+  <w15:commentEx w15:paraId="7608DE31" w15:done="0"/>
+  <w15:commentEx w15:paraId="1A2A1610" w15:paraIdParent="7608DE31" w15:done="0"/>
+  <w15:commentEx w15:paraId="23EAA013" w15:done="0"/>
+  <w15:commentEx w15:paraId="0E4A4E13" w15:paraIdParent="23EAA013" w15:done="0"/>
+  <w15:commentEx w15:paraId="7B740A5B" w15:done="0"/>
+  <w15:commentEx w15:paraId="35432E83" w15:done="0"/>
+  <w15:commentEx w15:paraId="558ECA0F" w15:done="0"/>
+  <w15:commentEx w15:paraId="298ED3A5" w15:paraIdParent="558ECA0F" w15:done="0"/>
+  <w15:commentEx w15:paraId="35141008" w15:done="0"/>
+  <w15:commentEx w15:paraId="13008AEA" w15:done="0"/>
+  <w15:commentEx w15:paraId="2830EDCA" w15:done="0"/>
+  <w15:commentEx w15:paraId="33611DF5" w15:paraIdParent="2830EDCA" w15:done="0"/>
+  <w15:commentEx w15:paraId="553CBE25" w15:done="0"/>
+  <w15:commentEx w15:paraId="2AB3595A" w15:done="0"/>
+  <w15:commentEx w15:paraId="126F13BD" w15:paraIdParent="2AB3595A" w15:done="0"/>
+  <w15:commentEx w15:paraId="2890AEE6" w15:done="0"/>
+  <w15:commentEx w15:paraId="4D3A6B89" w15:done="0"/>
+  <w15:commentEx w15:paraId="0A96BB9B" w15:done="0"/>
+  <w15:commentEx w15:paraId="62E26C5F" w15:done="0"/>
+</w15:commentsEx>
+</file>
+
+<file path=word/commentsExtensible.xml><?xml version="1.0" encoding="utf-8"?>
+<w16cex:commentsExtensible xmlns:wpc="http://schemas.microsoft.com/office/word/2010/wordprocessingCanvas" xmlns:cx="http://schemas.microsoft.com/office/drawing/2014/chartex" xmlns:cx1="http://schemas.microsoft.com/office/drawing/2015/9/8/chartex" xmlns:cx2="http://schemas.microsoft.com/office/drawing/2015/10/21/chartex" xmlns:cx3="http://schemas.microsoft.com/office/drawing/2016/5/9/chartex" xmlns:cx4="http://schemas.microsoft.com/office/drawing/2016/5/10/chartex" xmlns:cx5="http://schemas.microsoft.com/office/drawing/2016/5/11/chartex" xmlns:cx6="http://schemas.microsoft.com/office/drawing/2016/5/12/chartex" xmlns:cx7="http://schemas.microsoft.com/office/drawing/2016/5/13/chartex" xmlns:cx8="http://schemas.microsoft.com/office/drawing/2016/5/14/chartex" xmlns:cr="http://schemas.microsoft.com/office/comments/2020/reactions" xmlns:mc="http://schemas.openxmlformats.org/markup-compatibility/2006" xmlns:m="http://schemas.openxmlformats.org/officeDocument/2006/math" xmlns:aink="http://schemas.microsoft.com/office/drawing/2016/ink" xmlns:am3d="http://schemas.microsoft.com/office/drawing/2017/model3d" xmlns:oel="http://schemas.microsoft.com/office/2019/extlst" xmlns:r="http://schemas.openxmlformats.org/officeDocument/2006/relationships" xmlns:wp14="http://schemas.microsoft.com/office/word/2010/wordprocessingDrawing" xmlns:wp="http://schemas.openxmlformats.org/drawingml/2006/wordprocessingDrawing" xmlns:wpg="http://schemas.microsoft.com/office/word/2010/wordprocessingGroup" xmlns:wpi="http://schemas.microsoft.com/office/word/2010/wordprocessingInk" xmlns:wps="http://schemas.microsoft.com/office/word/2010/wordprocessingShape" xmlns:o="urn:schemas-microsoft-com:office:office" xmlns:v="urn:schemas-microsoft-com:vml" xmlns:w10="urn:schemas-microsoft-com:office:word" xmlns:w="http://schemas.openxmlformats.org/wordprocessingml/2006/main" xmlns:w14="http://schemas.microsoft.com/office/word/2010/wordml" xmlns:w15="http://schemas.microsoft.com/office/word/2012/wordml" xmlns:w16cei="http://schemas.microsoft.com/office/word/2026/wordml/cei" xmlns:w16cex="http://schemas.microsoft.com/office/word/2018/wordml/cex" xmlns:w16cid="http://schemas.microsoft.com/office/word/2016/wordml/cid" xmlns:w16="http://schemas.microsoft.com/office/word/2018/wordml" xmlns:w16sdtdh="http://schemas.microsoft.com/office/word/2020/wordml/sdtdatahash" xmlns:w16sdtfl="http://schemas.microsoft.com/office/word/2024/wordml/sdtformatlock" xmlns:w16se="http://schemas.microsoft.com/office/word/2015/wordml/symex" xmlns:w16du="http://schemas.microsoft.com/office/word/2023/wordml/word16du" xmlns:wne="http://schemas.microsoft.com/office/word/2006/wordml" mc:Ignorable="w14 w15 w16se w16cid w16 w16cex w16sdtdh w16sdtfl cr w16du wp14">
+  <w16cex:commentExtensible w16cex:durableId="776131F9" w16cex:dateUtc="2026-09-04T15:16:00Z"/>
+  <w16cex:commentExtensible w16cex:durableId="185C4300" w16cex:dateUtc="2026-09-05T14:25:00Z"/>
+  <w16cex:commentExtensible w16cex:durableId="19B26B64" w16cex:dateUtc="2026-09-04T15:03:00Z"/>
+  <w16cex:commentExtensible w16cex:durableId="313BE90B" w16cex:dateUtc="2026-09-06T13:38:00Z"/>
+  <w16cex:commentExtensible w16cex:durableId="2311F1AC" w16cex:dateUtc="2026-09-05T15:34:00Z"/>
+  <w16cex:commentExtensible w16cex:durableId="2092C955" w16cex:dateUtc="2026-09-06T13:39:00Z"/>
+  <w16cex:commentExtensible w16cex:durableId="17655E11" w16cex:dateUtc="2026-09-05T14:27:00Z"/>
+  <w16cex:commentExtensible w16cex:durableId="78B9B95F" w16cex:dateUtc="2026-09-05T14:27:00Z"/>
+  <w16cex:commentExtensible w16cex:durableId="68FF1F9D" w16cex:dateUtc="2026-09-06T13:46:00Z"/>
+  <w16cex:commentExtensible w16cex:durableId="3EDAB019" w16cex:dateUtc="2026-09-06T13:45:00Z"/>
+  <w16cex:commentExtensible w16cex:durableId="6B7B3D89" w16cex:dateUtc="2026-09-05T14:28:00Z"/>
+  <w16cex:commentExtensible w16cex:durableId="2FF3D618" w16cex:dateUtc="2026-09-05T14:28:00Z"/>
+  <w16cex:commentExtensible w16cex:durableId="3FC858FE" w16cex:dateUtc="2026-09-04T14:50:00Z"/>
+  <w16cex:commentExtensible w16cex:durableId="59BD6CDC" w16cex:dateUtc="2026-09-06T13:50:00Z"/>
+  <w16cex:commentExtensible w16cex:durableId="3524E6D7" w16cex:dateUtc="2026-09-06T13:53:00Z"/>
+  <w16cex:commentExtensible w16cex:durableId="5201062B" w16cex:dateUtc="2026-09-06T13:47:00Z"/>
+  <w16cex:commentExtensible w16cex:durableId="6C331333" w16cex:dateUtc="2026-09-04T15:07:00Z"/>
+  <w16cex:commentExtensible w16cex:durableId="55374516" w16cex:dateUtc="2026-09-04T15:13:00Z"/>
+  <w16cex:commentExtensible w16cex:durableId="7197BA76" w16cex:dateUtc="2026-09-06T13:54:00Z"/>
+</w16cex:commentsExtensible>
+</file>
+
+<file path=word/commentsIds.xml><?xml version="1.0" encoding="utf-8"?>
+<w16cid:commentsIds xmlns:wpc="http://schemas.microsoft.com/office/word/2010/wordprocessingCanvas" xmlns:cx="http://schemas.microsoft.com/office/drawing/2014/chartex" xmlns:cx1="http://schemas.microsoft.com/office/drawing/2015/9/8/chartex" xmlns:cx2="http://schemas.microsoft.com/office/drawing/2015/10/21/chartex" xmlns:cx3="http://schemas.microsoft.com/office/drawing/2016/5/9/chartex" xmlns:cx4="http://schemas.microsoft.com/office/drawing/2016/5/10/chartex" xmlns:cx5="http://schemas.microsoft.com/office/drawing/2016/5/11/chartex" xmlns:cx6="http://schemas.microsoft.com/office/drawing/2016/5/12/chartex" xmlns:cx7="http://schemas.microsoft.com/office/drawing/2016/5/13/chartex" xmlns:cx8="http://schemas.microsoft.com/office/drawing/2016/5/14/chartex" xmlns:mc="http://schemas.openxmlformats.org/markup-compatibility/2006" xmlns:m="http://schemas.openxmlformats.org/officeDocument/2006/math" xmlns:aink="http://schemas.microsoft.com/office/drawing/2016/ink" xmlns:am3d="http://schemas.microsoft.com/office/drawing/2017/model3d" xmlns:oel="http://schemas.microsoft.com/office/2019/extlst" xmlns:r="http://schemas.openxmlformats.org/officeDocument/2006/relationships" xmlns:wp14="http://schemas.microsoft.com/office/word/2010/wordprocessingDrawing" xmlns:wp="http://schemas.openxmlformats.org/drawingml/2006/wordprocessingDrawing" xmlns:wpg="http://schemas.microsoft.com/office/word/2010/wordprocessingGroup" xmlns:wpi="http://schemas.microsoft.com/office/word/2010/wordprocessingInk" xmlns:wps="http://schemas.microsoft.com/office/word/2010/wordprocessingShape" xmlns:o="urn:schemas-microsoft-com:office:office" xmlns:v="urn:schemas-microsoft-com:vml" xmlns:w10="urn:schemas-microsoft-com:office:word" xmlns:w="http://schemas.openxmlformats.org/wordprocessingml/2006/main" xmlns:w14="http://schemas.microsoft.com/office/word/2010/wordml" xmlns:w15="http://schemas.microsoft.com/office/word/2012/wordml" xmlns:w16cei="http://schemas.microsoft.com/office/word/2026/wordml/cei" xmlns:w16cex="http://schemas.microsoft.com/office/word/2018/wordml/cex" xmlns:w16cid="http://schemas.microsoft.com/office/word/2016/wordml/cid" xmlns:w16="http://schemas.microsoft.com/office/word/2018/wordml" xmlns:w16sdtdh="http://schemas.microsoft.com/office/word/2020/wordml/sdtdatahash" xmlns:w16sdtfl="http://schemas.microsoft.com/office/word/2024/wordml/sdtformatlock" xmlns:w16se="http://schemas.microsoft.com/office/word/2015/wordml/symex" xmlns:w16du="http://schemas.microsoft.com/office/word/2023/wordml/word16du" xmlns:wne="http://schemas.microsoft.com/office/word/2006/wordml" mc:Ignorable="w14 w15 w16se w16cid w16 w16cex w16sdtdh w16sdtfl w16du wp14">
+  <w16cid:commentId w16cid:paraId="7608DE31" w16cid:durableId="776131F9"/>
+  <w16cid:commentId w16cid:paraId="1A2A1610" w16cid:durableId="185C4300"/>
+  <w16cid:commentId w16cid:paraId="23EAA013" w16cid:durableId="19B26B64"/>
+  <w16cid:commentId w16cid:paraId="0E4A4E13" w16cid:durableId="313BE90B"/>
+  <w16cid:commentId w16cid:paraId="7B740A5B" w16cid:durableId="2311F1AC"/>
+  <w16cid:commentId w16cid:paraId="35432E83" w16cid:durableId="2092C955"/>
+  <w16cid:commentId w16cid:paraId="558ECA0F" w16cid:durableId="17655E11"/>
+  <w16cid:commentId w16cid:paraId="298ED3A5" w16cid:durableId="78B9B95F"/>
+  <w16cid:commentId w16cid:paraId="35141008" w16cid:durableId="68FF1F9D"/>
+  <w16cid:commentId w16cid:paraId="13008AEA" w16cid:durableId="3EDAB019"/>
+  <w16cid:commentId w16cid:paraId="2830EDCA" w16cid:durableId="6B7B3D89"/>
+  <w16cid:commentId w16cid:paraId="33611DF5" w16cid:durableId="2FF3D618"/>
+  <w16cid:commentId w16cid:paraId="553CBE25" w16cid:durableId="3FC858FE"/>
+  <w16cid:commentId w16cid:paraId="2AB3595A" w16cid:durableId="59BD6CDC"/>
+  <w16cid:commentId w16cid:paraId="126F13BD" w16cid:durableId="3524E6D7"/>
+  <w16cid:commentId w16cid:paraId="2890AEE6" w16cid:durableId="5201062B"/>
+  <w16cid:commentId w16cid:paraId="4D3A6B89" w16cid:durableId="6C331333"/>
+  <w16cid:commentId w16cid:paraId="0A96BB9B" w16cid:durableId="55374516"/>
+  <w16cid:commentId w16cid:paraId="62E26C5F" w16cid:durableId="7197BA76"/>
+</w16cid:commentsIds>
+</file>
+
 <file path=word/numbering.xml><?xml version="1.0" encoding="utf-8"?>
 <w:numbering xmlns:wpc="http://schemas.microsoft.com/office/word/2010/wordprocessingCanvas" xmlns:cx="http://schemas.microsoft.com/office/drawing/2014/chartex" xmlns:cx1="http://schemas.microsoft.com/office/drawing/2015/9/8/chartex" xmlns:cx2="http://schemas.microsoft.com/office/drawing/2015/10/21/chartex" xmlns:cx3="http://schemas.microsoft.com/office/drawing/2016/5/9/chartex" xmlns:cx4="http://schemas.microsoft.com/office/drawing/2016/5/10/chartex" xmlns:cx5="http://schemas.microsoft.com/office/drawing/2016/5/11/chartex" xmlns:cx6="http://schemas.microsoft.com/office/drawing/2016/5/12/chartex" xmlns:cx7="http://schemas.microsoft.com/office/drawing/2016/5/13/chartex" xmlns:cx8="http://schemas.microsoft.com/office/drawing/2016/5/14/chartex" xmlns:mc="http://schemas.openxmlformats.org/markup-compatibility/2006" xmlns:m="http://schemas.openxmlformats.org/officeDocument/2006/math" xmlns:aink="http://schemas.microsoft.com/office/drawing/2016/ink" xmlns:am3d="http://schemas.microsoft.com/office/drawing/2017/model3d" xmlns:oel="http://schemas.microsoft.com/office/2019/extlst" xmlns:r="http://schemas.openxmlformats.org/officeDocument/2006/relationships" xmlns:wp14="http://schemas.microsoft.com/office/word/2010/wordprocessingDrawing" xmlns:wp="http://schemas.openxmlformats.org/drawingml/2006/wordprocessingDrawing" xmlns:wpg="http://schemas.microsoft.com/office/word/2010/wordprocessingGroup" xmlns:wpi="http://schemas.microsoft.com/office/word/2010/wordprocessingInk" xmlns:wps="http://schemas.microsoft.com/office/word/2010/wordprocessingShape" xmlns:o="urn:schemas-microsoft-com:office:office" xmlns:v="urn:schemas-microsoft-com:vml" xmlns:w10="urn:schemas-microsoft-com:office:word" xmlns:w="http://schemas.openxmlformats.org/wordprocessingml/2006/main" xmlns:w14="http://schemas.microsoft.com/office/word/2010/wordml" xmlns:w15="http://schemas.microsoft.com/office/word/2012/wordml" xmlns:w16cei="http://schemas.microsoft.com/office/word/2026/wordml/cei" xmlns:w16cex="http://schemas.microsoft.com/office/word/2018/wordml/cex" xmlns:w16cid="http://schemas.microsoft.com/office/word/2016/wordml/cid" xmlns:w16="http://schemas.microsoft.com/office/word/2018/wordml" xmlns:w16sdtdh="http://schemas.microsoft.com/office/word/2020/wordml/sdtdatahash" xmlns:w16sdtfl="http://schemas.microsoft.com/office/word/2024/wordml/sdtformatlock" xmlns:w16se="http://schemas.microsoft.com/office/word/2015/wordml/symex" xmlns:w16du="http://schemas.microsoft.com/office/word/2023/wordml/word16du" xmlns:wne="http://schemas.microsoft.com/office/word/2006/wordml" mc:Ignorable="w14 w15 w16se w16cid w16 w16cex w16sdtdh w16sdtfl w16du wp14">
   <w:abstractNum w:abstractNumId="0" w15:restartNumberingAfterBreak="0">
@@ -960,6 +2635,268 @@
     </w:lvl>
   </w:abstractNum>
   <w:abstractNum w:abstractNumId="2" w15:restartNumberingAfterBreak="0">
+    <w:nsid w:val="313A3D40"/>
+    <w:multiLevelType w:val="multilevel"/>
+    <w:tmpl w:val="1A8E16B6"/>
+    <w:lvl w:ilvl="0">
+      <w:start w:val="1"/>
+      <w:numFmt w:val="bullet"/>
+      <w:lvlText w:val=""/>
+      <w:lvlJc w:val="left"/>
+      <w:pPr>
+        <w:tabs>
+          <w:tab w:val="num" w:pos="720"/>
+        </w:tabs>
+        <w:ind w:left="720" w:hanging="360"/>
+      </w:pPr>
+      <w:rPr>
+        <w:rFonts w:ascii="Symbol" w:hAnsi="Symbol" w:hint="default"/>
+        <w:sz w:val="20"/>
+      </w:rPr>
+    </w:lvl>
+    <w:lvl w:ilvl="1" w:tentative="1">
+      <w:start w:val="1"/>
+      <w:numFmt w:val="bullet"/>
+      <w:lvlText w:val="o"/>
+      <w:lvlJc w:val="left"/>
+      <w:pPr>
+        <w:tabs>
+          <w:tab w:val="num" w:pos="1440"/>
+        </w:tabs>
+        <w:ind w:left="1440" w:hanging="360"/>
+      </w:pPr>
+      <w:rPr>
+        <w:rFonts w:ascii="Courier New" w:hAnsi="Courier New" w:hint="default"/>
+        <w:sz w:val="20"/>
+      </w:rPr>
+    </w:lvl>
+    <w:lvl w:ilvl="2" w:tentative="1">
+      <w:start w:val="1"/>
+      <w:numFmt w:val="bullet"/>
+      <w:lvlText w:val=""/>
+      <w:lvlJc w:val="left"/>
+      <w:pPr>
+        <w:tabs>
+          <w:tab w:val="num" w:pos="2160"/>
+        </w:tabs>
+        <w:ind w:left="2160" w:hanging="360"/>
+      </w:pPr>
+      <w:rPr>
+        <w:rFonts w:ascii="Wingdings" w:hAnsi="Wingdings" w:hint="default"/>
+        <w:sz w:val="20"/>
+      </w:rPr>
+    </w:lvl>
+    <w:lvl w:ilvl="3" w:tentative="1">
+      <w:start w:val="1"/>
+      <w:numFmt w:val="bullet"/>
+      <w:lvlText w:val=""/>
+      <w:lvlJc w:val="left"/>
+      <w:pPr>
+        <w:tabs>
+          <w:tab w:val="num" w:pos="2880"/>
+        </w:tabs>
+        <w:ind w:left="2880" w:hanging="360"/>
+      </w:pPr>
+      <w:rPr>
+        <w:rFonts w:ascii="Wingdings" w:hAnsi="Wingdings" w:hint="default"/>
+        <w:sz w:val="20"/>
+      </w:rPr>
+    </w:lvl>
+    <w:lvl w:ilvl="4" w:tentative="1">
+      <w:start w:val="1"/>
+      <w:numFmt w:val="bullet"/>
+      <w:lvlText w:val=""/>
+      <w:lvlJc w:val="left"/>
+      <w:pPr>
+        <w:tabs>
+          <w:tab w:val="num" w:pos="3600"/>
+        </w:tabs>
+        <w:ind w:left="3600" w:hanging="360"/>
+      </w:pPr>
+      <w:rPr>
+        <w:rFonts w:ascii="Wingdings" w:hAnsi="Wingdings" w:hint="default"/>
+        <w:sz w:val="20"/>
+      </w:rPr>
+    </w:lvl>
+    <w:lvl w:ilvl="5" w:tentative="1">
+      <w:start w:val="1"/>
+      <w:numFmt w:val="bullet"/>
+      <w:lvlText w:val=""/>
+      <w:lvlJc w:val="left"/>
+      <w:pPr>
+        <w:tabs>
+          <w:tab w:val="num" w:pos="4320"/>
+        </w:tabs>
+        <w:ind w:left="4320" w:hanging="360"/>
+      </w:pPr>
+      <w:rPr>
+        <w:rFonts w:ascii="Wingdings" w:hAnsi="Wingdings" w:hint="default"/>
+        <w:sz w:val="20"/>
+      </w:rPr>
+    </w:lvl>
+    <w:lvl w:ilvl="6" w:tentative="1">
+      <w:start w:val="1"/>
+      <w:numFmt w:val="bullet"/>
+      <w:lvlText w:val=""/>
+      <w:lvlJc w:val="left"/>
+      <w:pPr>
+        <w:tabs>
+          <w:tab w:val="num" w:pos="5040"/>
+        </w:tabs>
+        <w:ind w:left="5040" w:hanging="360"/>
+      </w:pPr>
+      <w:rPr>
+        <w:rFonts w:ascii="Wingdings" w:hAnsi="Wingdings" w:hint="default"/>
+        <w:sz w:val="20"/>
+      </w:rPr>
+    </w:lvl>
+    <w:lvl w:ilvl="7" w:tentative="1">
+      <w:start w:val="1"/>
+      <w:numFmt w:val="bullet"/>
+      <w:lvlText w:val=""/>
+      <w:lvlJc w:val="left"/>
+      <w:pPr>
+        <w:tabs>
+          <w:tab w:val="num" w:pos="5760"/>
+        </w:tabs>
+        <w:ind w:left="5760" w:hanging="360"/>
+      </w:pPr>
+      <w:rPr>
+        <w:rFonts w:ascii="Wingdings" w:hAnsi="Wingdings" w:hint="default"/>
+        <w:sz w:val="20"/>
+      </w:rPr>
+    </w:lvl>
+    <w:lvl w:ilvl="8" w:tentative="1">
+      <w:start w:val="1"/>
+      <w:numFmt w:val="bullet"/>
+      <w:lvlText w:val=""/>
+      <w:lvlJc w:val="left"/>
+      <w:pPr>
+        <w:tabs>
+          <w:tab w:val="num" w:pos="6480"/>
+        </w:tabs>
+        <w:ind w:left="6480" w:hanging="360"/>
+      </w:pPr>
+      <w:rPr>
+        <w:rFonts w:ascii="Wingdings" w:hAnsi="Wingdings" w:hint="default"/>
+        <w:sz w:val="20"/>
+      </w:rPr>
+    </w:lvl>
+  </w:abstractNum>
+  <w:abstractNum w:abstractNumId="3" w15:restartNumberingAfterBreak="0">
+    <w:nsid w:val="36C85093"/>
+    <w:multiLevelType w:val="hybridMultilevel"/>
+    <w:tmpl w:val="C8DE9000"/>
+    <w:lvl w:ilvl="0" w:tplc="04090001">
+      <w:start w:val="1"/>
+      <w:numFmt w:val="bullet"/>
+      <w:lvlText w:val=""/>
+      <w:lvlJc w:val="left"/>
+      <w:pPr>
+        <w:ind w:left="720" w:hanging="360"/>
+      </w:pPr>
+      <w:rPr>
+        <w:rFonts w:ascii="Symbol" w:hAnsi="Symbol" w:hint="default"/>
+      </w:rPr>
+    </w:lvl>
+    <w:lvl w:ilvl="1" w:tplc="04090003" w:tentative="1">
+      <w:start w:val="1"/>
+      <w:numFmt w:val="bullet"/>
+      <w:lvlText w:val="o"/>
+      <w:lvlJc w:val="left"/>
+      <w:pPr>
+        <w:ind w:left="1440" w:hanging="360"/>
+      </w:pPr>
+      <w:rPr>
+        <w:rFonts w:ascii="Courier New" w:hAnsi="Courier New" w:cs="Courier New" w:hint="default"/>
+      </w:rPr>
+    </w:lvl>
+    <w:lvl w:ilvl="2" w:tplc="04090005" w:tentative="1">
+      <w:start w:val="1"/>
+      <w:numFmt w:val="bullet"/>
+      <w:lvlText w:val=""/>
+      <w:lvlJc w:val="left"/>
+      <w:pPr>
+        <w:ind w:left="2160" w:hanging="360"/>
+      </w:pPr>
+      <w:rPr>
+        <w:rFonts w:ascii="Wingdings" w:hAnsi="Wingdings" w:hint="default"/>
+      </w:rPr>
+    </w:lvl>
+    <w:lvl w:ilvl="3" w:tplc="04090001" w:tentative="1">
+      <w:start w:val="1"/>
+      <w:numFmt w:val="bullet"/>
+      <w:lvlText w:val=""/>
+      <w:lvlJc w:val="left"/>
+      <w:pPr>
+        <w:ind w:left="2880" w:hanging="360"/>
+      </w:pPr>
+      <w:rPr>
+        <w:rFonts w:ascii="Symbol" w:hAnsi="Symbol" w:hint="default"/>
+      </w:rPr>
+    </w:lvl>
+    <w:lvl w:ilvl="4" w:tplc="04090003" w:tentative="1">
+      <w:start w:val="1"/>
+      <w:numFmt w:val="bullet"/>
+      <w:lvlText w:val="o"/>
+      <w:lvlJc w:val="left"/>
+      <w:pPr>
+        <w:ind w:left="3600" w:hanging="360"/>
+      </w:pPr>
+      <w:rPr>
+        <w:rFonts w:ascii="Courier New" w:hAnsi="Courier New" w:cs="Courier New" w:hint="default"/>
+      </w:rPr>
+    </w:lvl>
+    <w:lvl w:ilvl="5" w:tplc="04090005" w:tentative="1">
+      <w:start w:val="1"/>
+      <w:numFmt w:val="bullet"/>
+      <w:lvlText w:val=""/>
+      <w:lvlJc w:val="left"/>
+      <w:pPr>
+        <w:ind w:left="4320" w:hanging="360"/>
+      </w:pPr>
+      <w:rPr>
+        <w:rFonts w:ascii="Wingdings" w:hAnsi="Wingdings" w:hint="default"/>
+      </w:rPr>
+    </w:lvl>
+    <w:lvl w:ilvl="6" w:tplc="04090001" w:tentative="1">
+      <w:start w:val="1"/>
+      <w:numFmt w:val="bullet"/>
+      <w:lvlText w:val=""/>
+      <w:lvlJc w:val="left"/>
+      <w:pPr>
+        <w:ind w:left="5040" w:hanging="360"/>
+      </w:pPr>
+      <w:rPr>
+        <w:rFonts w:ascii="Symbol" w:hAnsi="Symbol" w:hint="default"/>
+      </w:rPr>
+    </w:lvl>
+    <w:lvl w:ilvl="7" w:tplc="04090003" w:tentative="1">
+      <w:start w:val="1"/>
+      <w:numFmt w:val="bullet"/>
+      <w:lvlText w:val="o"/>
+      <w:lvlJc w:val="left"/>
+      <w:pPr>
+        <w:ind w:left="5760" w:hanging="360"/>
+      </w:pPr>
+      <w:rPr>
+        <w:rFonts w:ascii="Courier New" w:hAnsi="Courier New" w:cs="Courier New" w:hint="default"/>
+      </w:rPr>
+    </w:lvl>
+    <w:lvl w:ilvl="8" w:tplc="04090005" w:tentative="1">
+      <w:start w:val="1"/>
+      <w:numFmt w:val="bullet"/>
+      <w:lvlText w:val=""/>
+      <w:lvlJc w:val="left"/>
+      <w:pPr>
+        <w:ind w:left="6480" w:hanging="360"/>
+      </w:pPr>
+      <w:rPr>
+        <w:rFonts w:ascii="Wingdings" w:hAnsi="Wingdings" w:hint="default"/>
+      </w:rPr>
+    </w:lvl>
+  </w:abstractNum>
+  <w:abstractNum w:abstractNumId="4" w15:restartNumberingAfterBreak="0">
     <w:nsid w:val="516E1FC3"/>
     <w:multiLevelType w:val="hybridMultilevel"/>
     <w:tmpl w:val="892006F6"/>
@@ -1045,7 +2982,7 @@
       </w:pPr>
     </w:lvl>
   </w:abstractNum>
-  <w:abstractNum w:abstractNumId="3" w15:restartNumberingAfterBreak="0">
+  <w:abstractNum w:abstractNumId="5" w15:restartNumberingAfterBreak="0">
     <w:nsid w:val="52E55145"/>
     <w:multiLevelType w:val="hybridMultilevel"/>
     <w:tmpl w:val="2A7C30B0"/>
@@ -1158,7 +3095,7 @@
       </w:rPr>
     </w:lvl>
   </w:abstractNum>
-  <w:abstractNum w:abstractNumId="4" w15:restartNumberingAfterBreak="0">
+  <w:abstractNum w:abstractNumId="6" w15:restartNumberingAfterBreak="0">
     <w:nsid w:val="5F0501F1"/>
     <w:multiLevelType w:val="hybridMultilevel"/>
     <w:tmpl w:val="717AB8B2"/>
@@ -1272,21 +3209,35 @@
     </w:lvl>
   </w:abstractNum>
   <w:num w:numId="1" w16cid:durableId="956789579">
-    <w:abstractNumId w:val="2"/>
+    <w:abstractNumId w:val="4"/>
   </w:num>
   <w:num w:numId="2" w16cid:durableId="1413894573">
     <w:abstractNumId w:val="0"/>
   </w:num>
   <w:num w:numId="3" w16cid:durableId="2044791967">
-    <w:abstractNumId w:val="4"/>
+    <w:abstractNumId w:val="6"/>
   </w:num>
   <w:num w:numId="4" w16cid:durableId="1178009750">
     <w:abstractNumId w:val="1"/>
   </w:num>
   <w:num w:numId="5" w16cid:durableId="1652785032">
+    <w:abstractNumId w:val="5"/>
+  </w:num>
+  <w:num w:numId="6" w16cid:durableId="1251043595">
+    <w:abstractNumId w:val="2"/>
+  </w:num>
+  <w:num w:numId="7" w16cid:durableId="1268272234">
     <w:abstractNumId w:val="3"/>
   </w:num>
 </w:numbering>
+</file>
+
+<file path=word/people.xml><?xml version="1.0" encoding="utf-8"?>
+<w15:people xmlns:wpc="http://schemas.microsoft.com/office/word/2010/wordprocessingCanvas" xmlns:cx="http://schemas.microsoft.com/office/drawing/2014/chartex" xmlns:cx1="http://schemas.microsoft.com/office/drawing/2015/9/8/chartex" xmlns:cx2="http://schemas.microsoft.com/office/drawing/2015/10/21/chartex" xmlns:cx3="http://schemas.microsoft.com/office/drawing/2016/5/9/chartex" xmlns:cx4="http://schemas.microsoft.com/office/drawing/2016/5/10/chartex" xmlns:cx5="http://schemas.microsoft.com/office/drawing/2016/5/11/chartex" xmlns:cx6="http://schemas.microsoft.com/office/drawing/2016/5/12/chartex" xmlns:cx7="http://schemas.microsoft.com/office/drawing/2016/5/13/chartex" xmlns:cx8="http://schemas.microsoft.com/office/drawing/2016/5/14/chartex" xmlns:mc="http://schemas.openxmlformats.org/markup-compatibility/2006" xmlns:m="http://schemas.openxmlformats.org/officeDocument/2006/math" xmlns:aink="http://schemas.microsoft.com/office/drawing/2016/ink" xmlns:am3d="http://schemas.microsoft.com/office/drawing/2017/model3d" xmlns:oel="http://schemas.microsoft.com/office/2019/extlst" xmlns:r="http://schemas.openxmlformats.org/officeDocument/2006/relationships" xmlns:wp14="http://schemas.microsoft.com/office/word/2010/wordprocessingDrawing" xmlns:wp="http://schemas.openxmlformats.org/drawingml/2006/wordprocessingDrawing" xmlns:wpg="http://schemas.microsoft.com/office/word/2010/wordprocessingGroup" xmlns:wpi="http://schemas.microsoft.com/office/word/2010/wordprocessingInk" xmlns:wps="http://schemas.microsoft.com/office/word/2010/wordprocessingShape" xmlns:o="urn:schemas-microsoft-com:office:office" xmlns:v="urn:schemas-microsoft-com:vml" xmlns:w10="urn:schemas-microsoft-com:office:word" xmlns:w="http://schemas.openxmlformats.org/wordprocessingml/2006/main" xmlns:w14="http://schemas.microsoft.com/office/word/2010/wordml" xmlns:w15="http://schemas.microsoft.com/office/word/2012/wordml" xmlns:w16cei="http://schemas.microsoft.com/office/word/2026/wordml/cei" xmlns:w16cex="http://schemas.microsoft.com/office/word/2018/wordml/cex" xmlns:w16cid="http://schemas.microsoft.com/office/word/2016/wordml/cid" xmlns:w16="http://schemas.microsoft.com/office/word/2018/wordml" xmlns:w16sdtdh="http://schemas.microsoft.com/office/word/2020/wordml/sdtdatahash" xmlns:w16sdtfl="http://schemas.microsoft.com/office/word/2024/wordml/sdtformatlock" xmlns:w16se="http://schemas.microsoft.com/office/word/2015/wordml/symex" xmlns:w16du="http://schemas.microsoft.com/office/word/2023/wordml/word16du" xmlns:wne="http://schemas.microsoft.com/office/word/2006/wordml" mc:Ignorable="w14 w15 w16se w16cid w16 w16cex w16sdtdh w16sdtfl w16du wp14">
+  <w15:person w15:author="Jim Zhang">
+    <w15:presenceInfo w15:providerId="AD" w15:userId="S::jz421@duke.edu::fa6909b4-cf68-47b2-80b2-932828f90439"/>
+  </w15:person>
+</w15:people>
 </file>
 
 <file path=word/styles.xml><?xml version="1.0" encoding="utf-8"?>
@@ -1689,6 +3640,7 @@
   <w:style w:type="paragraph" w:default="1" w:styleId="Normal">
     <w:name w:val="Normal"/>
     <w:qFormat/>
+    <w:rsid w:val="00887A13"/>
   </w:style>
   <w:style w:type="paragraph" w:styleId="Heading1">
     <w:name w:val="heading 1"/>
@@ -1890,7 +3842,6 @@
   <w:style w:type="character" w:default="1" w:styleId="DefaultParagraphFont">
     <w:name w:val="Default Paragraph Font"/>
     <w:uiPriority w:val="1"/>
-    <w:semiHidden/>
     <w:unhideWhenUsed/>
   </w:style>
   <w:style w:type="table" w:default="1" w:styleId="TableNormal">
@@ -2221,6 +4172,74 @@
       </w:tblBorders>
     </w:tblPr>
   </w:style>
+  <w:style w:type="character" w:styleId="CommentReference">
+    <w:name w:val="annotation reference"/>
+    <w:basedOn w:val="DefaultParagraphFont"/>
+    <w:uiPriority w:val="99"/>
+    <w:semiHidden/>
+    <w:unhideWhenUsed/>
+    <w:rsid w:val="00B906B8"/>
+    <w:rPr>
+      <w:sz w:val="16"/>
+      <w:szCs w:val="16"/>
+    </w:rPr>
+  </w:style>
+  <w:style w:type="paragraph" w:styleId="CommentText">
+    <w:name w:val="annotation text"/>
+    <w:basedOn w:val="Normal"/>
+    <w:link w:val="CommentTextChar"/>
+    <w:uiPriority w:val="99"/>
+    <w:semiHidden/>
+    <w:unhideWhenUsed/>
+    <w:rsid w:val="00B906B8"/>
+    <w:pPr>
+      <w:spacing w:line="240" w:lineRule="auto"/>
+    </w:pPr>
+    <w:rPr>
+      <w:sz w:val="20"/>
+      <w:szCs w:val="20"/>
+    </w:rPr>
+  </w:style>
+  <w:style w:type="character" w:customStyle="1" w:styleId="CommentTextChar">
+    <w:name w:val="Comment Text Char"/>
+    <w:basedOn w:val="DefaultParagraphFont"/>
+    <w:link w:val="CommentText"/>
+    <w:uiPriority w:val="99"/>
+    <w:semiHidden/>
+    <w:rsid w:val="00B906B8"/>
+    <w:rPr>
+      <w:sz w:val="20"/>
+      <w:szCs w:val="20"/>
+    </w:rPr>
+  </w:style>
+  <w:style w:type="paragraph" w:styleId="CommentSubject">
+    <w:name w:val="annotation subject"/>
+    <w:basedOn w:val="CommentText"/>
+    <w:next w:val="CommentText"/>
+    <w:link w:val="CommentSubjectChar"/>
+    <w:uiPriority w:val="99"/>
+    <w:semiHidden/>
+    <w:unhideWhenUsed/>
+    <w:rsid w:val="00B906B8"/>
+    <w:rPr>
+      <w:b/>
+      <w:bCs/>
+    </w:rPr>
+  </w:style>
+  <w:style w:type="character" w:customStyle="1" w:styleId="CommentSubjectChar">
+    <w:name w:val="Comment Subject Char"/>
+    <w:basedOn w:val="CommentTextChar"/>
+    <w:link w:val="CommentSubject"/>
+    <w:uiPriority w:val="99"/>
+    <w:semiHidden/>
+    <w:rsid w:val="00B906B8"/>
+    <w:rPr>
+      <w:b/>
+      <w:bCs/>
+      <w:sz w:val="20"/>
+      <w:szCs w:val="20"/>
+    </w:rPr>
+  </w:style>
 </w:styles>
 </file>
 
